--- a/projects/valuepickr-open-screen/docs/Skipper.docx
+++ b/projects/valuepickr-open-screen/docs/Skipper.docx
@@ -32,7 +32,7 @@
           <w:sz w:val="22"/>
           <w:szCs w:val="22"/>
         </w:rPr>
-        <w:t xml:space="preserve">Mid-cap power transmission/distribution structures, telecom towers and polymer pipes manufacturer riding the T&amp;D capex cycle - a pre-existing 246-post ValuePickr thread found; genuinely promising fundamentals but reported return-ratio/growth figures are inconsistent across sources and were not independently reconciled this pass.</w:t>
+        <w:t xml:space="preserve">Largest domestic transmission-tower manufacturer riding India's T&amp;D grid capex cycle, now backed by a record Rs 9,217cr order book and raised FY27 export guidance - genuinely improving fundamentals, but a leveraged, low-moat, working-capital-heavy EPC-type business that keeps this at 'neither' rather than a return-magnitude label.</w:t>
       </w:r>
     </w:p>
     <w:p>
@@ -49,7 +49,7 @@
         <w:spacing w:after="120"/>
       </w:pPr>
       <w:r>
-        <w:t xml:space="preserve">Skipper Ltd (NSE/BSE: SKIPPER) manufactures power transmission and distribution (T&amp;D) structures/towers, telecom towers, and polymer pipes &amp; fittings, with exports to 60+ countries and a domestic T&amp;D capex-cycle tailwind. Seeded via X (untrusted triage, @RupakRoyC, high conviction bullish view).</w:t>
+        <w:t xml:space="preserve">Skipper Ltd (NSE/BSE: SKIPPER) manufactures power transmission and distribution (T&amp;D) structures/towers, telecom towers, and polymer pipes &amp; fittings, with exports to 60+ countries and a domestic T&amp;D capex-cycle tailwind. Seeded via X (untrusted triage, @RupakRoyC, high conviction bullish view). Is India's largest transmission-tower manufacturer, scaling engineering (tower) capacity from 300,000 MTPA (FY25 start) toward a targeted 600,000 MTPA by FY29.</w:t>
       </w:r>
     </w:p>
     <w:p>
@@ -99,7 +99,7 @@
           </w:tcPr>
           <w:p>
             <w:r>
-              <w:t xml:space="preserve">~Rs 6,091 Cr</w:t>
+              <w:t xml:space="preserve">~Rs 6,042 Cr</w:t>
             </w:r>
           </w:p>
         </w:tc>
@@ -126,7 +126,7 @@
           </w:tcPr>
           <w:p>
             <w:r>
-              <w:t xml:space="preserve">~47.8% per one aggregator (unusually high, likely inflated/period-specific - not independently reconciled this pass)</w:t>
+              <w:t xml:space="preserve">~23.5% (screener, FY26) - reconciled this pass; a previously-cited ~47.8% figure was confirmed as an aggregator artifact, not the real number</w:t>
             </w:r>
           </w:p>
         </w:tc>
@@ -153,7 +153,7 @@
           </w:tcPr>
           <w:p>
             <w:r>
-              <w:t xml:space="preserve">~13.7% (3-yr avg)</w:t>
+              <w:t xml:space="preserve">~16.3% (screener, latest)</w:t>
             </w:r>
           </w:p>
         </w:tc>
@@ -180,7 +180,7 @@
           </w:tcPr>
           <w:p>
             <w:r>
-              <w:t xml:space="preserve">TTM revenue ~Rs 5,553 Cr; growth figure of ~65.7% cited by one source (likely base-effect or data-period artifact - flagged, not independently verified)</w:t>
+              <w:t xml:space="preserve">FY26 revenue ~Rs 5,554 Cr, +20.1% YoY; FY24 +65.8% and FY25 +40.9% both independently confirmed (not artifacts) - a genuine, decelerating-off-a-high-base growth curve</w:t>
             </w:r>
           </w:p>
         </w:tc>
@@ -207,7 +207,7 @@
           </w:tcPr>
           <w:p>
             <w:r>
-              <w:t xml:space="preserve">~0.65</w:t>
+              <w:t xml:space="preserve">Borrowings up from ~Rs 579 Cr (FY24) to ~Rs 931 Cr (FY26); CARE rates Skipper A+/A1+ (stable), calling debt-servicing comfortable, but cost of borrowing is flagged high by screener</w:t>
             </w:r>
           </w:p>
         </w:tc>
@@ -261,7 +261,34 @@
           </w:tcPr>
           <w:p>
             <w:r>
-              <w:t xml:space="preserve">Debtor days rose from ~79.4 to ~97.6 days</w:t>
+              <w:t xml:space="preserve">Screener debtor days rose 79.4-&gt;97.6; CARE's own operating-cycle metric instead shows improvement (60 days FY25 -&gt; 46 days FY26) - a genuine methodology discrepancy, not reconciled this pass</w:t>
+            </w:r>
+          </w:p>
+        </w:tc>
+      </w:tr>
+      <w:tr>
+        <w:tc>
+          <w:tcPr>
+            <w:tcW w:type="dxa" w:w="3200"/>
+            <w:shd w:fill="F2F2F2" w:val="clear"/>
+          </w:tcPr>
+          <w:p>
+            <w:r>
+              <w:rPr>
+                <w:b/>
+                <w:bCs/>
+              </w:rPr>
+              <w:t xml:space="preserve">Order book</w:t>
+            </w:r>
+          </w:p>
+        </w:tc>
+        <w:tc>
+          <w:tcPr>
+            <w:tcW w:type="dxa" w:w="5800"/>
+          </w:tcPr>
+          <w:p>
+            <w:r>
+              <w:t xml:space="preserve">Record Rs 9,217 Cr (Jun-26), ~1.65x FY26 revenue; Aug-26 order win took some press coverage to describe the book as crossing Rs 10,000 Cr</w:t>
             </w:r>
           </w:p>
         </w:tc>
@@ -277,7 +304,7 @@
         <w:spacing w:after="120"/>
       </w:pPr>
       <w:r>
-        <w:t xml:space="preserve">Skipper is a genuine beneficiary of India's T&amp;D grid build-out and export demand for transmission structures, with a real backward-integrated cost position claimed in its own investor commentary. However, the specific ROCE (~47.8%) and revenue-growth (~65.7%) figures pulled this pass look anomalously high relative to the company's historical profile and were not cross-checked against a primary filing/screener table directly - treat these two figures as directionally positive but numerically unverified. Debtor days rising (79-&gt;98 days) is a working-capital caution worth tracking. No SEBI/pledge/auditor-resignation issues were found.</w:t>
+        <w:t xml:space="preserve">Skipper is a genuine, evidenced beneficiary of India's T&amp;D grid build-out and export demand for transmission structures: a record Rs 9,217cr order book (commercial evidence, not just a claimed tailwind), management raising FY27 export order-inflow guidance from Rs 650cr to Rs 1,500cr and total order-inflow guidance to Rs 7,500cr mid-year (a credibility positive - guidance was raised, not cut), and a genuinely improving ROCE (9% in FY20-22 to 23-24% in FY23-26, confirmed via screener/CARE this pass, not the previously-flagged unreliable ~48% figure). Set against this: debt has risen materially (Rs579cr-&gt;Rs931cr, FY24-&gt;FY26) with cost of borrowing flagged as high, FCF conversion remains thin as capex absorbs most operating cash flow, and promoter holding fell sharply from 66.50% to 61.48% in a single recent month (Jun-&gt;Jul 2026) - concurrent with a sharp FII holding increase (4.11%-&gt;10.64%), consistent with a block-deal/OFS rather than open-market distress selling, but worth watching over the next 1-2 quarters. Working-capital reads are genuinely mixed between sources (CARE says the operating cycle improved; screener's debtor-days metric says it worsened) and were not fully reconciled this pass.</w:t>
       </w:r>
     </w:p>
     <w:p>
@@ -286,15 +313,491 @@
         <w:spacing w:after="120" w:before="280"/>
       </w:pPr>
       <w:r>
-        <w:t xml:space="preserve">Technical Read (Weekly / Monthly MACD + Bollinger Bands, or RSI/CCI/Williams %R proxy)</w:t>
-      </w:r>
-    </w:p>
-    <w:p>
-      <w:pPr>
-        <w:spacing w:after="120"/>
-      </w:pPr>
-      <w:r>
-        <w:t xml:space="preserve">52-week range ~Rs 327-617 (~1.9x) - not pulled in further technical detail this pass.</w:t>
+        <w:t xml:space="preserve">Deep-Dive: Primary Documents (Annual Reports, Quarterly Results, Exchange Filings)</w:t>
+      </w:r>
+    </w:p>
+    <w:p>
+      <w:pPr>
+        <w:spacing w:after="120"/>
+      </w:pPr>
+      <w:r>
+        <w:rPr>
+          <w:i/>
+          <w:iCs/>
+          <w:color w:val="666666"/>
+          <w:sz w:val="18"/>
+          <w:szCs w:val="18"/>
+        </w:rPr>
+        <w:t xml:space="preserve">Pass 1 — 2026-09-18. Built from the company's own filings (3 years of annual reports, ~4 quarters of results/concalls, and 6 months of BSE/NSE announcements), read via the web — a deeper layer than the forum-sentiment read below.</w:t>
+      </w:r>
+    </w:p>
+    <w:p>
+      <w:pPr>
+        <w:spacing w:after="120"/>
+      </w:pPr>
+      <w:r>
+        <w:rPr>
+          <w:b/>
+          <w:bCs/>
+          <w:sz w:val="20"/>
+          <w:szCs w:val="20"/>
+        </w:rPr>
+        <w:t xml:space="preserve">Sources reviewed this pass:</w:t>
+      </w:r>
+    </w:p>
+    <w:p>
+      <w:pPr>
+        <w:pStyle w:val="ListParagraph"/>
+        <w:numPr>
+          <w:ilvl w:val="0"/>
+          <w:numId w:val="1"/>
+        </w:numPr>
+        <w:spacing w:after="60"/>
+      </w:pPr>
+      <w:r>
+        <w:t xml:space="preserve">Q1 FY27 concall highlights (press coverage - Yahoo Finance, FM Live, Business Standard)</w:t>
+      </w:r>
+    </w:p>
+    <w:p>
+      <w:pPr>
+        <w:pStyle w:val="ListParagraph"/>
+        <w:numPr>
+          <w:ilvl w:val="0"/>
+          <w:numId w:val="1"/>
+        </w:numPr>
+        <w:spacing w:after="60"/>
+      </w:pPr>
+      <w:r>
+        <w:t xml:space="preserve">CARE Ratings rationale for Skipper Limited, Jun-2026 and Jan-2026</w:t>
+      </w:r>
+    </w:p>
+    <w:p>
+      <w:pPr>
+        <w:pStyle w:val="ListParagraph"/>
+        <w:numPr>
+          <w:ilvl w:val="0"/>
+          <w:numId w:val="1"/>
+        </w:numPr>
+        <w:spacing w:after="60"/>
+      </w:pPr>
+      <w:r>
+        <w:t xml:space="preserve">screener.in company page (financials, ratios, shareholding pattern)</w:t>
+      </w:r>
+    </w:p>
+    <w:p>
+      <w:pPr>
+        <w:pStyle w:val="ListParagraph"/>
+        <w:numPr>
+          <w:ilvl w:val="0"/>
+          <w:numId w:val="1"/>
+        </w:numPr>
+        <w:spacing w:after="60"/>
+      </w:pPr>
+      <w:r>
+        <w:t xml:space="preserve">Exchange-filing coverage of order wins (Aug-2026 Rs1,305cr, May-2026 Rs1,265cr)</w:t>
+      </w:r>
+    </w:p>
+    <w:p>
+      <w:pPr>
+        <w:pStyle w:val="ListParagraph"/>
+        <w:numPr>
+          <w:ilvl w:val="0"/>
+          <w:numId w:val="1"/>
+        </w:numPr>
+        <w:spacing w:after="60"/>
+      </w:pPr>
+      <w:r>
+        <w:t xml:space="preserve">Shareholding-pattern trend coverage (screener/trendlyne)</w:t>
+      </w:r>
+    </w:p>
+    <w:p>
+      <w:pPr>
+        <w:spacing w:after="120"/>
+      </w:pPr>
+      <w:r>
+        <w:rPr>
+          <w:b/>
+          <w:bCs/>
+          <w:sz w:val="20"/>
+          <w:szCs w:val="20"/>
+        </w:rPr>
+        <w:t xml:space="preserve">Annual-report findings (3-year view):</w:t>
+      </w:r>
+    </w:p>
+    <w:p>
+      <w:pPr>
+        <w:pStyle w:val="ListParagraph"/>
+        <w:numPr>
+          <w:ilvl w:val="0"/>
+          <w:numId w:val="1"/>
+        </w:numPr>
+        <w:spacing w:after="60"/>
+      </w:pPr>
+      <w:r>
+        <w:t xml:space="preserve">FY24-&gt;FY25 revenue +40.9% (Rs3,282cr -&gt; Rs4,624cr); aggregate capex ~Rs867cr FY24-26 into capacity expansion (300,000 -&gt; 375,000 MTPA)</w:t>
+      </w:r>
+    </w:p>
+    <w:p>
+      <w:pPr>
+        <w:pStyle w:val="ListParagraph"/>
+        <w:numPr>
+          <w:ilvl w:val="0"/>
+          <w:numId w:val="1"/>
+        </w:numPr>
+        <w:spacing w:after="60"/>
+      </w:pPr>
+      <w:r>
+        <w:t xml:space="preserve">CARE reaffirmed CARE A+/A1+ (stable) June 2026; Rs98-125cr/yr term-debt repayment comfortably covered by Rs350-500cr annual cash accruals</w:t>
+      </w:r>
+    </w:p>
+    <w:p>
+      <w:pPr>
+        <w:pStyle w:val="ListParagraph"/>
+        <w:numPr>
+          <w:ilvl w:val="0"/>
+          <w:numId w:val="1"/>
+        </w:numPr>
+        <w:spacing w:after="60"/>
+      </w:pPr>
+      <w:r>
+        <w:t xml:space="preserve">CARE's own operating-cycle metric improved 60 days (FY25) -&gt; 46 days (FY26), which conflicts with screener's debtor-days metric (79-&gt;98 days) - a genuine discrepancy not reconciled this pass</w:t>
+      </w:r>
+    </w:p>
+    <w:p>
+      <w:pPr>
+        <w:pStyle w:val="ListParagraph"/>
+        <w:numPr>
+          <w:ilvl w:val="0"/>
+          <w:numId w:val="1"/>
+        </w:numPr>
+        <w:spacing w:after="60"/>
+      </w:pPr>
+      <w:r>
+        <w:t xml:space="preserve">One contingent liability: an entry-tax dispute with the liability amount unquantified in filings</w:t>
+      </w:r>
+    </w:p>
+    <w:p>
+      <w:pPr>
+        <w:pStyle w:val="ListParagraph"/>
+        <w:numPr>
+          <w:ilvl w:val="0"/>
+          <w:numId w:val="1"/>
+        </w:numPr>
+        <w:spacing w:after="60"/>
+      </w:pPr>
+      <w:r>
+        <w:t xml:space="preserve">No auditor resignation found this pass, consistent with the original write-up</w:t>
+      </w:r>
+    </w:p>
+    <w:p>
+      <w:pPr>
+        <w:spacing w:after="120"/>
+      </w:pPr>
+      <w:r>
+        <w:rPr>
+          <w:b/>
+          <w:bCs/>
+          <w:sz w:val="20"/>
+          <w:szCs w:val="20"/>
+        </w:rPr>
+        <w:t xml:space="preserve">Quarterly trend (last ~4 quarters + concall commentary):</w:t>
+      </w:r>
+    </w:p>
+    <w:p>
+      <w:pPr>
+        <w:pStyle w:val="ListParagraph"/>
+        <w:numPr>
+          <w:ilvl w:val="0"/>
+          <w:numId w:val="1"/>
+        </w:numPr>
+        <w:spacing w:after="60"/>
+      </w:pPr>
+      <w:r>
+        <w:t xml:space="preserve">Revenue: Q1 FY26 Rs1,254cr -&gt; Q2 Rs1,262cr -&gt; Q3 Rs1,371cr -&gt; Q4 Rs1,667cr -&gt; Q1 FY27 Rs1,310cr</w:t>
+      </w:r>
+    </w:p>
+    <w:p>
+      <w:pPr>
+        <w:pStyle w:val="ListParagraph"/>
+        <w:numPr>
+          <w:ilvl w:val="0"/>
+          <w:numId w:val="1"/>
+        </w:numPr>
+        <w:spacing w:after="60"/>
+      </w:pPr>
+      <w:r>
+        <w:t xml:space="preserve">EBITDA margin improving YoY: 9.6% (Q1 FY26) -&gt; 10.1% (Q1 FY27)</w:t>
+      </w:r>
+    </w:p>
+    <w:p>
+      <w:pPr>
+        <w:pStyle w:val="ListParagraph"/>
+        <w:numPr>
+          <w:ilvl w:val="0"/>
+          <w:numId w:val="1"/>
+        </w:numPr>
+        <w:spacing w:after="60"/>
+      </w:pPr>
+      <w:r>
+        <w:t xml:space="preserve">PAT: Q1 FY26 Rs45cr -&gt; Q1 FY27 Rs56cr (screener figures); some press coverage cites a higher 41% YoY PAT-growth figure using a different comparison base - flagged, not reconciled</w:t>
+      </w:r>
+    </w:p>
+    <w:p>
+      <w:pPr>
+        <w:pStyle w:val="ListParagraph"/>
+        <w:numPr>
+          <w:ilvl w:val="0"/>
+          <w:numId w:val="1"/>
+        </w:numPr>
+        <w:spacing w:after="60"/>
+      </w:pPr>
+      <w:r>
+        <w:t xml:space="preserve">FY26 full year (screener): revenue ~Rs5,554cr (+20.1% YoY), PAT ~Rs208cr, ROCE 23.5%</w:t>
+      </w:r>
+    </w:p>
+    <w:p>
+      <w:pPr>
+        <w:spacing w:after="120"/>
+      </w:pPr>
+      <w:r>
+        <w:rPr>
+          <w:b/>
+          <w:bCs/>
+          <w:sz w:val="20"/>
+          <w:szCs w:val="20"/>
+        </w:rPr>
+        <w:t xml:space="preserve">Exchange announcements (last 6 months):</w:t>
+      </w:r>
+    </w:p>
+    <w:p>
+      <w:pPr>
+        <w:pStyle w:val="ListParagraph"/>
+        <w:numPr>
+          <w:ilvl w:val="0"/>
+          <w:numId w:val="1"/>
+        </w:numPr>
+        <w:spacing w:after="60"/>
+      </w:pPr>
+      <w:r>
+        <w:t xml:space="preserve">Aug-27-2026: New orders worth Rs1,305cr (two domestic 765kV Maharashtra lines + North America tower/monopole export); order book described by some coverage as crossing Rs10,000cr</w:t>
+      </w:r>
+    </w:p>
+    <w:p>
+      <w:pPr>
+        <w:pStyle w:val="ListParagraph"/>
+        <w:numPr>
+          <w:ilvl w:val="0"/>
+          <w:numId w:val="1"/>
+        </w:numPr>
+        <w:spacing w:after="60"/>
+      </w:pPr>
+      <w:r>
+        <w:t xml:space="preserve">May-15-2026: Orders worth Rs1,265cr (765kV/400kV domestic + LATAM export towers)</w:t>
+      </w:r>
+    </w:p>
+    <w:p>
+      <w:pPr>
+        <w:pStyle w:val="ListParagraph"/>
+        <w:numPr>
+          <w:ilvl w:val="0"/>
+          <w:numId w:val="1"/>
+        </w:numPr>
+        <w:spacing w:after="60"/>
+      </w:pPr>
+      <w:r>
+        <w:t xml:space="preserve">Management raised FY27 export order-inflow guidance (Rs650cr -&gt; Rs1,500cr) and total order-inflow guidance (to Rs7,500cr)</w:t>
+      </w:r>
+    </w:p>
+    <w:p>
+      <w:pPr>
+        <w:pStyle w:val="ListParagraph"/>
+        <w:numPr>
+          <w:ilvl w:val="0"/>
+          <w:numId w:val="1"/>
+        </w:numPr>
+        <w:spacing w:after="60"/>
+      </w:pPr>
+      <w:r>
+        <w:t xml:space="preserve">Promoters declared no encumbrance on 7,50,80,657 shares (Mar-26 SAST filing)</w:t>
+      </w:r>
+    </w:p>
+    <w:p>
+      <w:pPr>
+        <w:pStyle w:val="ListParagraph"/>
+        <w:numPr>
+          <w:ilvl w:val="0"/>
+          <w:numId w:val="1"/>
+        </w:numPr>
+        <w:spacing w:after="60"/>
+      </w:pPr>
+      <w:r>
+        <w:t xml:space="preserve">Promoter holding fell 66.50% (Jun-26) -&gt; 61.48% (Jul-26); FII holding rose 4.11% -&gt; 10.64% in the same window</w:t>
+      </w:r>
+    </w:p>
+    <w:p>
+      <w:pPr>
+        <w:spacing w:after="120"/>
+      </w:pPr>
+      <w:r>
+        <w:rPr>
+          <w:b/>
+          <w:bCs/>
+          <w:sz w:val="20"/>
+          <w:szCs w:val="20"/>
+        </w:rPr>
+        <w:t xml:space="preserve">Key new facts vs. the prior write-up:</w:t>
+      </w:r>
+    </w:p>
+    <w:p>
+      <w:pPr>
+        <w:pStyle w:val="ListParagraph"/>
+        <w:numPr>
+          <w:ilvl w:val="0"/>
+          <w:numId w:val="1"/>
+        </w:numPr>
+        <w:spacing w:after="60"/>
+      </w:pPr>
+      <w:r>
+        <w:t xml:space="preserve">Confirms a genuine, commercially-evidenced order-book-backed growth story (Rs9,200+cr order book, ~1.65x TTM revenue), not just a claimed tailwind as the prior pass framed it</w:t>
+      </w:r>
+    </w:p>
+    <w:p>
+      <w:pPr>
+        <w:pStyle w:val="ListParagraph"/>
+        <w:numPr>
+          <w:ilvl w:val="0"/>
+          <w:numId w:val="1"/>
+        </w:numPr>
+        <w:spacing w:after="60"/>
+      </w:pPr>
+      <w:r>
+        <w:t xml:space="preserve">Management is raising, not cutting, guidance mid-year - a real credibility positive</w:t>
+      </w:r>
+    </w:p>
+    <w:p>
+      <w:pPr>
+        <w:pStyle w:val="ListParagraph"/>
+        <w:numPr>
+          <w:ilvl w:val="0"/>
+          <w:numId w:val="1"/>
+        </w:numPr>
+        <w:spacing w:after="60"/>
+      </w:pPr>
+      <w:r>
+        <w:t xml:space="preserve">Debt has been rising (Rs579cr FY24 -&gt; Rs931cr FY26) with a flagged high cost of borrowing - a genuine new caution the original write-up did not have visibility into</w:t>
+      </w:r>
+    </w:p>
+    <w:p>
+      <w:pPr>
+        <w:pStyle w:val="ListParagraph"/>
+        <w:numPr>
+          <w:ilvl w:val="0"/>
+          <w:numId w:val="1"/>
+        </w:numPr>
+        <w:spacing w:after="60"/>
+      </w:pPr>
+      <w:r>
+        <w:t xml:space="preserve">A fresh, sizeable promoter stake reduction (~5pp in one month) concurrent with an FII increase - most likely a block deal, but not confirmed as such this pass</w:t>
+      </w:r>
+    </w:p>
+    <w:p>
+      <w:pPr>
+        <w:pStyle w:val="ListParagraph"/>
+        <w:numPr>
+          <w:ilvl w:val="0"/>
+          <w:numId w:val="1"/>
+        </w:numPr>
+        <w:spacing w:after="60"/>
+      </w:pPr>
+      <w:r>
+        <w:t xml:space="preserve">CARE Ratings (external agency) rates Skipper A+/A1+ stable and judges debt-servicing comfortable - independent third-party comfort partially offsetting the rising-debt concern</w:t>
+      </w:r>
+    </w:p>
+    <w:p>
+      <w:pPr>
+        <w:spacing w:after="120"/>
+      </w:pPr>
+      <w:r>
+        <w:rPr>
+          <w:b/>
+          <w:bCs/>
+          <w:sz w:val="20"/>
+          <w:szCs w:val="20"/>
+        </w:rPr>
+        <w:t xml:space="preserve">Open questions / what to watch:</w:t>
+      </w:r>
+    </w:p>
+    <w:p>
+      <w:pPr>
+        <w:pStyle w:val="ListParagraph"/>
+        <w:numPr>
+          <w:ilvl w:val="0"/>
+          <w:numId w:val="1"/>
+        </w:numPr>
+        <w:spacing w:after="60"/>
+      </w:pPr>
+      <w:r>
+        <w:t xml:space="preserve">The full 246-post ValuePickr thread remains un-read given its size; a targeted post-2025 scan could surface community view on the capacity/margin trajectory</w:t>
+      </w:r>
+    </w:p>
+    <w:p>
+      <w:pPr>
+        <w:pStyle w:val="ListParagraph"/>
+        <w:numPr>
+          <w:ilvl w:val="0"/>
+          <w:numId w:val="1"/>
+        </w:numPr>
+        <w:spacing w:after="60"/>
+      </w:pPr>
+      <w:r>
+        <w:t xml:space="preserve">RPT trend not sourced this pass - no promoter-group related-party dealings found or ruled out</w:t>
+      </w:r>
+    </w:p>
+    <w:p>
+      <w:pPr>
+        <w:pStyle w:val="ListParagraph"/>
+        <w:numPr>
+          <w:ilvl w:val="0"/>
+          <w:numId w:val="1"/>
+        </w:numPr>
+        <w:spacing w:after="60"/>
+      </w:pPr>
+      <w:r>
+        <w:t xml:space="preserve">The CARE-vs-screener working-capital discrepancy (operating cycle improving vs debtor days worsening) is not reconciled</w:t>
+      </w:r>
+    </w:p>
+    <w:p>
+      <w:pPr>
+        <w:pStyle w:val="ListParagraph"/>
+        <w:numPr>
+          <w:ilvl w:val="0"/>
+          <w:numId w:val="1"/>
+        </w:numPr>
+        <w:spacing w:after="60"/>
+      </w:pPr>
+      <w:r>
+        <w:t xml:space="preserve">Whether the Jun-&gt;Jul 2026 promoter stake reduction was a disclosed OFS/block deal is not confirmed from the sources reviewed this pass</w:t>
+      </w:r>
+    </w:p>
+    <w:p>
+      <w:pPr>
+        <w:spacing w:after="120" w:before="120"/>
+      </w:pPr>
+      <w:r>
+        <w:rPr>
+          <w:b/>
+          <w:bCs/>
+          <w:sz w:val="20"/>
+          <w:szCs w:val="20"/>
+        </w:rPr>
+        <w:t xml:space="preserve">Conviction impact: </w:t>
+      </w:r>
+      <w:r>
+        <w:rPr>
+          <w:sz w:val="20"/>
+          <w:szCs w:val="20"/>
+        </w:rPr>
+        <w:t xml:space="preserve">Medium -&gt; Medium-High. The original pass's core doubt ('ROCE ~47.8% and growth ~65.7% look anomalously high... not independently reconciled') is resolved this pass into genuinely confirmed strength (ROCE 9%-&gt;24%, FY24 growth of +65.8% confirmed real, record order book, raised guidance). four_box stays at 3.0 with thesis_fit kept 'neither' via analyst_override - capital-intensive, no-true-moat EPC-type economics with rising leverage don't support a 10x/100x return-magnitude label despite the quality improvement.</w:t>
       </w:r>
     </w:p>
     <w:p>
@@ -303,15 +806,22 @@
         <w:spacing w:after="120" w:before="280"/>
       </w:pPr>
       <w:r>
-        <w:t xml:space="preserve">ValuePickr Community Signal</w:t>
-      </w:r>
-    </w:p>
-    <w:p>
-      <w:pPr>
-        <w:spacing w:after="120"/>
-      </w:pPr>
-      <w:r>
-        <w:t xml:space="preserve">A dedicated, long-running ValuePickr thread exists (topic_id 2952, "Skipper Ltd., (Power and Water) a moat in making?", 246 posts since 2014) - not tiny, so per Step 7 rules this was not deep-read post-by-post this pass; disposition is web/filings-based, and the existence of sustained multi-year forum coverage itself is a mild positive signal of community interest.</w:t>
+        <w:t xml:space="preserve">Guidance &amp; Expectation Gap</w:t>
+      </w:r>
+    </w:p>
+    <w:p>
+      <w:pPr>
+        <w:spacing w:after="120"/>
+      </w:pPr>
+      <w:r>
+        <w:rPr>
+          <w:i/>
+          <w:iCs/>
+          <w:color w:val="666666"/>
+          <w:sz w:val="18"/>
+          <w:szCs w:val="18"/>
+        </w:rPr>
+        <w:t xml:space="preserve">Management guidance decoded into commitments, graded on the expectation → action → operational → commercial → financial ladder, then compared to what the current price appears to assume. Method: playbook/guidance-and-expectation-gap.md.</w:t>
       </w:r>
     </w:p>
     <w:p>
@@ -325,14 +835,1046 @@
           <w:sz w:val="20"/>
           <w:szCs w:val="20"/>
         </w:rPr>
-        <w:t xml:space="preserve">High-conviction call from a top contributor: </w:t>
-      </w:r>
-      <w:r>
-        <w:rPr>
-          <w:sz w:val="20"/>
-          <w:szCs w:val="20"/>
-        </w:rPr>
-        <w:t xml:space="preserve">Forum thread confirmed to exist (topic_id 2952) but not deep-read this pass - no specific trusted-user signal captured. X seed only: @RupakRoyC (untrusted X triage), bullish, high conviction.</w:t>
+        <w:t xml:space="preserve">Commitment ladder (most-proven first):</w:t>
+      </w:r>
+    </w:p>
+    <w:tbl>
+      <w:tblPr>
+        <w:tblW w:type="dxa" w:w="9000"/>
+        <w:tblBorders>
+          <w:top w:val="single" w:color="auto" w:sz="4"/>
+          <w:left w:val="single" w:color="auto" w:sz="4"/>
+          <w:bottom w:val="single" w:color="auto" w:sz="4"/>
+          <w:right w:val="single" w:color="auto" w:sz="4"/>
+          <w:insideH w:val="single" w:color="auto" w:sz="4"/>
+          <w:insideV w:val="single" w:color="auto" w:sz="4"/>
+        </w:tblBorders>
+      </w:tblPr>
+      <w:tblGrid>
+        <w:gridCol w:w="1100"/>
+        <w:gridCol w:w="2600"/>
+        <w:gridCol w:w="2400"/>
+        <w:gridCol w:w="900"/>
+        <w:gridCol w:w="1200"/>
+        <w:gridCol w:w="800"/>
+      </w:tblGrid>
+      <w:tr>
+        <w:trPr>
+          <w:tblHeader/>
+        </w:trPr>
+        <w:tc>
+          <w:tcPr>
+            <w:tcW w:type="dxa" w:w="1100"/>
+            <w:shd w:fill="F2F2F2" w:val="clear"/>
+          </w:tcPr>
+          <w:p>
+            <w:r>
+              <w:rPr>
+                <w:b/>
+                <w:bCs/>
+                <w:sz w:val="18"/>
+                <w:szCs w:val="18"/>
+              </w:rPr>
+              <w:t xml:space="preserve">Area</w:t>
+            </w:r>
+          </w:p>
+        </w:tc>
+        <w:tc>
+          <w:tcPr>
+            <w:tcW w:type="dxa" w:w="2600"/>
+            <w:shd w:fill="F2F2F2" w:val="clear"/>
+          </w:tcPr>
+          <w:p>
+            <w:r>
+              <w:rPr>
+                <w:b/>
+                <w:bCs/>
+                <w:sz w:val="18"/>
+                <w:szCs w:val="18"/>
+              </w:rPr>
+              <w:t xml:space="preserve">Commitment</w:t>
+            </w:r>
+          </w:p>
+        </w:tc>
+        <w:tc>
+          <w:tcPr>
+            <w:tcW w:type="dxa" w:w="2400"/>
+            <w:shd w:fill="F2F2F2" w:val="clear"/>
+          </w:tcPr>
+          <w:p>
+            <w:r>
+              <w:rPr>
+                <w:b/>
+                <w:bCs/>
+                <w:sz w:val="18"/>
+                <w:szCs w:val="18"/>
+              </w:rPr>
+              <w:t xml:space="preserve">Specifics</w:t>
+            </w:r>
+          </w:p>
+        </w:tc>
+        <w:tc>
+          <w:tcPr>
+            <w:tcW w:type="dxa" w:w="900"/>
+            <w:shd w:fill="F2F2F2" w:val="clear"/>
+          </w:tcPr>
+          <w:p>
+            <w:r>
+              <w:rPr>
+                <w:b/>
+                <w:bCs/>
+                <w:sz w:val="18"/>
+                <w:szCs w:val="18"/>
+              </w:rPr>
+              <w:t xml:space="preserve">By when</w:t>
+            </w:r>
+          </w:p>
+        </w:tc>
+        <w:tc>
+          <w:tcPr>
+            <w:tcW w:type="dxa" w:w="1200"/>
+            <w:shd w:fill="F2F2F2" w:val="clear"/>
+          </w:tcPr>
+          <w:p>
+            <w:r>
+              <w:rPr>
+                <w:b/>
+                <w:bCs/>
+                <w:sz w:val="18"/>
+                <w:szCs w:val="18"/>
+              </w:rPr>
+              <w:t xml:space="preserve">Stage</w:t>
+            </w:r>
+          </w:p>
+        </w:tc>
+        <w:tc>
+          <w:tcPr>
+            <w:tcW w:type="dxa" w:w="800"/>
+            <w:shd w:fill="F2F2F2" w:val="clear"/>
+          </w:tcPr>
+          <w:p>
+            <w:r>
+              <w:rPr>
+                <w:b/>
+                <w:bCs/>
+                <w:sz w:val="18"/>
+                <w:szCs w:val="18"/>
+              </w:rPr>
+              <w:t xml:space="preserve">Thesis-critical</w:t>
+            </w:r>
+          </w:p>
+        </w:tc>
+      </w:tr>
+      <w:tr>
+        <w:tc>
+          <w:tcPr>
+            <w:tcW w:type="dxa" w:w="1100"/>
+          </w:tcPr>
+          <w:p>
+            <w:r>
+              <w:rPr>
+                <w:b w:val="false"/>
+                <w:bCs w:val="false"/>
+                <w:sz w:val="18"/>
+                <w:szCs w:val="18"/>
+              </w:rPr>
+              <w:t xml:space="preserve">orders</w:t>
+            </w:r>
+          </w:p>
+        </w:tc>
+        <w:tc>
+          <w:tcPr>
+            <w:tcW w:type="dxa" w:w="2600"/>
+          </w:tcPr>
+          <w:p>
+            <w:r>
+              <w:rPr>
+                <w:b w:val="false"/>
+                <w:bCs w:val="false"/>
+                <w:sz w:val="18"/>
+                <w:szCs w:val="18"/>
+              </w:rPr>
+              <w:t xml:space="preserve">Raised FY27 export order-inflow guidance Rs650cr -&gt; Rs1,500cr; total inflow guidance to Rs7,500cr</w:t>
+            </w:r>
+          </w:p>
+        </w:tc>
+        <w:tc>
+          <w:tcPr>
+            <w:tcW w:type="dxa" w:w="2400"/>
+          </w:tcPr>
+          <w:p>
+            <w:r>
+              <w:rPr>
+                <w:b w:val="false"/>
+                <w:bCs w:val="false"/>
+                <w:sz w:val="18"/>
+                <w:szCs w:val="18"/>
+              </w:rPr>
+              <w:t xml:space="preserve">Following the Aug-2026 Rs1,305cr order win (domestic 765kV Maharashtra x2 + North America tower/monopole export)</w:t>
+            </w:r>
+          </w:p>
+        </w:tc>
+        <w:tc>
+          <w:tcPr>
+            <w:tcW w:type="dxa" w:w="900"/>
+          </w:tcPr>
+          <w:p>
+            <w:r>
+              <w:rPr>
+                <w:b w:val="false"/>
+                <w:bCs w:val="false"/>
+                <w:sz w:val="18"/>
+                <w:szCs w:val="18"/>
+              </w:rPr>
+              <w:t xml:space="preserve">FY27</w:t>
+            </w:r>
+          </w:p>
+        </w:tc>
+        <w:tc>
+          <w:tcPr>
+            <w:tcW w:type="dxa" w:w="1200"/>
+          </w:tcPr>
+          <w:p>
+            <w:r>
+              <w:rPr>
+                <w:b w:val="false"/>
+                <w:bCs w:val="false"/>
+                <w:sz w:val="18"/>
+                <w:szCs w:val="18"/>
+              </w:rPr>
+              <w:t xml:space="preserve">commercial</w:t>
+            </w:r>
+          </w:p>
+        </w:tc>
+        <w:tc>
+          <w:tcPr>
+            <w:tcW w:type="dxa" w:w="800"/>
+          </w:tcPr>
+          <w:p>
+            <w:r>
+              <w:rPr>
+                <w:b w:val="false"/>
+                <w:bCs w:val="false"/>
+                <w:sz w:val="18"/>
+                <w:szCs w:val="18"/>
+              </w:rPr>
+              <w:t xml:space="preserve">yes</w:t>
+            </w:r>
+          </w:p>
+        </w:tc>
+      </w:tr>
+      <w:tr>
+        <w:tc>
+          <w:tcPr>
+            <w:tcW w:type="dxa" w:w="1100"/>
+          </w:tcPr>
+          <w:p>
+            <w:r>
+              <w:rPr>
+                <w:b w:val="false"/>
+                <w:bCs w:val="false"/>
+                <w:sz w:val="18"/>
+                <w:szCs w:val="18"/>
+              </w:rPr>
+              <w:t xml:space="preserve">capacity</w:t>
+            </w:r>
+          </w:p>
+        </w:tc>
+        <w:tc>
+          <w:tcPr>
+            <w:tcW w:type="dxa" w:w="2600"/>
+          </w:tcPr>
+          <w:p>
+            <w:r>
+              <w:rPr>
+                <w:b w:val="false"/>
+                <w:bCs w:val="false"/>
+                <w:sz w:val="18"/>
+                <w:szCs w:val="18"/>
+              </w:rPr>
+              <w:t xml:space="preserve">Scale engineering (tower) capacity to 600,000 MTPA by FY29</w:t>
+            </w:r>
+          </w:p>
+        </w:tc>
+        <w:tc>
+          <w:tcPr>
+            <w:tcW w:type="dxa" w:w="2400"/>
+          </w:tcPr>
+          <w:p>
+            <w:r>
+              <w:rPr>
+                <w:b w:val="false"/>
+                <w:bCs w:val="false"/>
+                <w:sz w:val="18"/>
+                <w:szCs w:val="18"/>
+              </w:rPr>
+              <w:t xml:space="preserve">375,000 MTPA installed (FY25 exit); further ~Rs500cr capex FY27-28 on top of ~Rs867cr already spent FY24-26</w:t>
+            </w:r>
+          </w:p>
+        </w:tc>
+        <w:tc>
+          <w:tcPr>
+            <w:tcW w:type="dxa" w:w="900"/>
+          </w:tcPr>
+          <w:p>
+            <w:r>
+              <w:rPr>
+                <w:b w:val="false"/>
+                <w:bCs w:val="false"/>
+                <w:sz w:val="18"/>
+                <w:szCs w:val="18"/>
+              </w:rPr>
+              <w:t xml:space="preserve">beyond</w:t>
+            </w:r>
+          </w:p>
+        </w:tc>
+        <w:tc>
+          <w:tcPr>
+            <w:tcW w:type="dxa" w:w="1200"/>
+          </w:tcPr>
+          <w:p>
+            <w:r>
+              <w:rPr>
+                <w:b w:val="false"/>
+                <w:bCs w:val="false"/>
+                <w:sz w:val="18"/>
+                <w:szCs w:val="18"/>
+              </w:rPr>
+              <w:t xml:space="preserve">action</w:t>
+            </w:r>
+          </w:p>
+        </w:tc>
+        <w:tc>
+          <w:tcPr>
+            <w:tcW w:type="dxa" w:w="800"/>
+          </w:tcPr>
+          <w:p>
+            <w:r>
+              <w:rPr>
+                <w:b w:val="false"/>
+                <w:bCs w:val="false"/>
+                <w:sz w:val="18"/>
+                <w:szCs w:val="18"/>
+              </w:rPr>
+              <w:t xml:space="preserve">yes</w:t>
+            </w:r>
+          </w:p>
+        </w:tc>
+      </w:tr>
+      <w:tr>
+        <w:tc>
+          <w:tcPr>
+            <w:tcW w:type="dxa" w:w="1100"/>
+          </w:tcPr>
+          <w:p>
+            <w:r>
+              <w:rPr>
+                <w:b w:val="false"/>
+                <w:bCs w:val="false"/>
+                <w:sz w:val="18"/>
+                <w:szCs w:val="18"/>
+              </w:rPr>
+              <w:t xml:space="preserve">margin</w:t>
+            </w:r>
+          </w:p>
+        </w:tc>
+        <w:tc>
+          <w:tcPr>
+            <w:tcW w:type="dxa" w:w="2600"/>
+          </w:tcPr>
+          <w:p>
+            <w:r>
+              <w:rPr>
+                <w:b w:val="false"/>
+                <w:bCs w:val="false"/>
+                <w:sz w:val="18"/>
+                <w:szCs w:val="18"/>
+              </w:rPr>
+              <w:t xml:space="preserve">EBITDA margin to reach the 'aspirational' ~12% long-term level from the current ~10%</w:t>
+            </w:r>
+          </w:p>
+        </w:tc>
+        <w:tc>
+          <w:tcPr>
+            <w:tcW w:type="dxa" w:w="2400"/>
+          </w:tcPr>
+          <w:p>
+            <w:r>
+              <w:rPr>
+                <w:b w:val="false"/>
+                <w:bCs w:val="false"/>
+                <w:sz w:val="18"/>
+                <w:szCs w:val="18"/>
+              </w:rPr>
+              <w:t xml:space="preserve">Driven by opex leverage plus a higher share of high-voltage/export/monopole mix</w:t>
+            </w:r>
+          </w:p>
+        </w:tc>
+        <w:tc>
+          <w:tcPr>
+            <w:tcW w:type="dxa" w:w="900"/>
+          </w:tcPr>
+          <w:p>
+            <w:r>
+              <w:rPr>
+                <w:b w:val="false"/>
+                <w:bCs w:val="false"/>
+                <w:sz w:val="18"/>
+                <w:szCs w:val="18"/>
+              </w:rPr>
+              <w:t xml:space="preserve">beyond</w:t>
+            </w:r>
+          </w:p>
+        </w:tc>
+        <w:tc>
+          <w:tcPr>
+            <w:tcW w:type="dxa" w:w="1200"/>
+          </w:tcPr>
+          <w:p>
+            <w:r>
+              <w:rPr>
+                <w:b w:val="false"/>
+                <w:bCs w:val="false"/>
+                <w:sz w:val="18"/>
+                <w:szCs w:val="18"/>
+              </w:rPr>
+              <w:t xml:space="preserve">expectation</w:t>
+            </w:r>
+          </w:p>
+        </w:tc>
+        <w:tc>
+          <w:tcPr>
+            <w:tcW w:type="dxa" w:w="800"/>
+          </w:tcPr>
+          <w:p>
+            <w:r>
+              <w:rPr>
+                <w:b w:val="false"/>
+                <w:bCs w:val="false"/>
+                <w:sz w:val="18"/>
+                <w:szCs w:val="18"/>
+              </w:rPr>
+              <w:t xml:space="preserve">yes</w:t>
+            </w:r>
+          </w:p>
+        </w:tc>
+      </w:tr>
+      <w:tr>
+        <w:tc>
+          <w:tcPr>
+            <w:tcW w:type="dxa" w:w="1100"/>
+          </w:tcPr>
+          <w:p>
+            <w:r>
+              <w:rPr>
+                <w:b w:val="false"/>
+                <w:bCs w:val="false"/>
+                <w:sz w:val="18"/>
+                <w:szCs w:val="18"/>
+              </w:rPr>
+              <w:t xml:space="preserve">balance_sheet</w:t>
+            </w:r>
+          </w:p>
+        </w:tc>
+        <w:tc>
+          <w:tcPr>
+            <w:tcW w:type="dxa" w:w="2600"/>
+          </w:tcPr>
+          <w:p>
+            <w:r>
+              <w:rPr>
+                <w:b w:val="false"/>
+                <w:bCs w:val="false"/>
+                <w:sz w:val="18"/>
+                <w:szCs w:val="18"/>
+              </w:rPr>
+              <w:t xml:space="preserve">Cover Rs98-125cr/yr scheduled term-debt repayment from Rs350-500cr annual cash accruals</w:t>
+            </w:r>
+          </w:p>
+        </w:tc>
+        <w:tc>
+          <w:tcPr>
+            <w:tcW w:type="dxa" w:w="2400"/>
+          </w:tcPr>
+          <w:p>
+            <w:r>
+              <w:rPr>
+                <w:b w:val="false"/>
+                <w:bCs w:val="false"/>
+                <w:sz w:val="18"/>
+                <w:szCs w:val="18"/>
+              </w:rPr>
+              <w:t xml:space="preserve">Aggregate capex ~Rs867cr FY24-26 plus a further ~Rs500cr FY27-28</w:t>
+            </w:r>
+          </w:p>
+        </w:tc>
+        <w:tc>
+          <w:tcPr>
+            <w:tcW w:type="dxa" w:w="900"/>
+          </w:tcPr>
+          <w:p>
+            <w:r>
+              <w:rPr>
+                <w:b w:val="false"/>
+                <w:bCs w:val="false"/>
+                <w:sz w:val="18"/>
+                <w:szCs w:val="18"/>
+              </w:rPr>
+              <w:t xml:space="preserve">FY28</w:t>
+            </w:r>
+          </w:p>
+        </w:tc>
+        <w:tc>
+          <w:tcPr>
+            <w:tcW w:type="dxa" w:w="1200"/>
+          </w:tcPr>
+          <w:p>
+            <w:r>
+              <w:rPr>
+                <w:b w:val="false"/>
+                <w:bCs w:val="false"/>
+                <w:sz w:val="18"/>
+                <w:szCs w:val="18"/>
+              </w:rPr>
+              <w:t xml:space="preserve">action</w:t>
+            </w:r>
+          </w:p>
+        </w:tc>
+        <w:tc>
+          <w:tcPr>
+            <w:tcW w:type="dxa" w:w="800"/>
+          </w:tcPr>
+          <w:p>
+            <w:r>
+              <w:rPr>
+                <w:b w:val="false"/>
+                <w:bCs w:val="false"/>
+                <w:sz w:val="18"/>
+                <w:szCs w:val="18"/>
+              </w:rPr>
+              <w:t xml:space="preserve"/>
+            </w:r>
+          </w:p>
+        </w:tc>
+      </w:tr>
+    </w:tbl>
+    <w:p>
+      <w:pPr>
+        <w:spacing w:after="60" w:before="120"/>
+      </w:pPr>
+      <w:r>
+        <w:rPr>
+          <w:b/>
+          <w:bCs/>
+          <w:sz w:val="20"/>
+          <w:szCs w:val="20"/>
+        </w:rPr>
+        <w:t xml:space="preserve">Earnings chain: </w:t>
+      </w:r>
+      <w:r>
+        <w:rPr>
+          <w:b w:val="false"/>
+          <w:bCs w:val="false"/>
+          <w:sz w:val="20"/>
+          <w:szCs w:val="20"/>
+        </w:rPr>
+        <w:t xml:space="preserve">Order book (Rs9,217cr, record)</w:t>
+      </w:r>
+      <w:r>
+        <w:rPr>
+          <w:color w:val="666666"/>
+          <w:sz w:val="20"/>
+          <w:szCs w:val="20"/>
+        </w:rPr>
+        <w:t xml:space="preserve"> → </w:t>
+      </w:r>
+      <w:r>
+        <w:rPr>
+          <w:b w:val="false"/>
+          <w:bCs w:val="false"/>
+          <w:sz w:val="20"/>
+          <w:szCs w:val="20"/>
+        </w:rPr>
+        <w:t xml:space="preserve">Execution/capacity ramp (375,000 -&gt; 600,000 MTPA)</w:t>
+      </w:r>
+      <w:r>
+        <w:rPr>
+          <w:color w:val="666666"/>
+          <w:sz w:val="20"/>
+          <w:szCs w:val="20"/>
+        </w:rPr>
+        <w:t xml:space="preserve"> → </w:t>
+      </w:r>
+      <w:r>
+        <w:rPr>
+          <w:b w:val="false"/>
+          <w:bCs w:val="false"/>
+          <w:sz w:val="20"/>
+          <w:szCs w:val="20"/>
+        </w:rPr>
+        <w:t xml:space="preserve">Revenue growth (~15% FY27 guided)</w:t>
+      </w:r>
+      <w:r>
+        <w:rPr>
+          <w:color w:val="666666"/>
+          <w:sz w:val="20"/>
+          <w:szCs w:val="20"/>
+        </w:rPr>
+        <w:t xml:space="preserve"> → </w:t>
+      </w:r>
+      <w:r>
+        <w:rPr>
+          <w:b w:val="false"/>
+          <w:bCs w:val="false"/>
+          <w:sz w:val="20"/>
+          <w:szCs w:val="20"/>
+        </w:rPr>
+        <w:t xml:space="preserve">Operating leverage plus mix shift</w:t>
+      </w:r>
+      <w:r>
+        <w:rPr>
+          <w:color w:val="666666"/>
+          <w:sz w:val="20"/>
+          <w:szCs w:val="20"/>
+        </w:rPr>
+        <w:t xml:space="preserve"> → </w:t>
+      </w:r>
+      <w:r>
+        <w:rPr>
+          <w:b w:val="false"/>
+          <w:bCs w:val="false"/>
+          <w:sz w:val="20"/>
+          <w:szCs w:val="20"/>
+        </w:rPr>
+        <w:t xml:space="preserve">EBITDA margin toward 12% aspirational</w:t>
+      </w:r>
+      <w:r>
+        <w:rPr>
+          <w:color w:val="666666"/>
+          <w:sz w:val="20"/>
+          <w:szCs w:val="20"/>
+        </w:rPr>
+        <w:t xml:space="preserve"> → </w:t>
+      </w:r>
+      <w:r>
+        <w:rPr>
+          <w:b w:val="false"/>
+          <w:bCs w:val="false"/>
+          <w:sz w:val="20"/>
+          <w:szCs w:val="20"/>
+        </w:rPr>
+        <w:t xml:space="preserve">PAT (+30% FY27 guided)</w:t>
+      </w:r>
+    </w:p>
+    <w:p>
+      <w:pPr>
+        <w:spacing w:after="120"/>
+      </w:pPr>
+      <w:r>
+        <w:rPr>
+          <w:color w:val="666666"/>
+          <w:sz w:val="18"/>
+          <w:szCs w:val="18"/>
+        </w:rPr>
+        <w:t xml:space="preserve">Bottleneck link: Capacity ramp and execution of the high-voltage/export order mix.</w:t>
+      </w:r>
+    </w:p>
+    <w:p>
+      <w:pPr>
+        <w:spacing w:after="120"/>
+      </w:pPr>
+      <w:r>
+        <w:rPr>
+          <w:color w:val="666666"/>
+          <w:sz w:val="18"/>
+          <w:szCs w:val="18"/>
+        </w:rPr>
+        <w:t xml:space="preserve">Operating leverage: yes - management explicitly guides margin expansion from operating leverage plus higher-margin mix (EBITDA margin 10.1% Q1 FY27 vs 9.6% Q1 FY26)</w:t>
+      </w:r>
+    </w:p>
+    <w:p>
+      <w:pPr>
+        <w:spacing w:after="120"/>
+      </w:pPr>
+      <w:r>
+        <w:rPr>
+          <w:color w:val="666666"/>
+          <w:sz w:val="18"/>
+          <w:szCs w:val="18"/>
+        </w:rPr>
+        <w:t xml:space="preserve">Evidenced: Order book; Revenue growth; Margin improvement YoY. Still assumed: Further margin expansion to 12% aspirational; PAT +30% FY27.</w:t>
+      </w:r>
+    </w:p>
+    <w:p>
+      <w:pPr>
+        <w:spacing w:after="120"/>
+      </w:pPr>
+      <w:r>
+        <w:rPr>
+          <w:b/>
+          <w:bCs/>
+          <w:sz w:val="20"/>
+          <w:szCs w:val="20"/>
+        </w:rPr>
+        <w:t xml:space="preserve">Market expectation vs. our path:</w:t>
+      </w:r>
+    </w:p>
+    <w:tbl>
+      <w:tblPr>
+        <w:tblW w:type="dxa" w:w="9000"/>
+        <w:tblBorders>
+          <w:top w:val="single" w:color="auto" w:sz="4"/>
+          <w:left w:val="single" w:color="auto" w:sz="4"/>
+          <w:bottom w:val="single" w:color="auto" w:sz="4"/>
+          <w:right w:val="single" w:color="auto" w:sz="4"/>
+          <w:insideH w:val="single" w:color="auto" w:sz="4"/>
+          <w:insideV w:val="single" w:color="auto" w:sz="4"/>
+        </w:tblBorders>
+      </w:tblPr>
+      <w:tblGrid>
+        <w:gridCol w:w="3200"/>
+        <w:gridCol w:w="5800"/>
+      </w:tblGrid>
+      <w:tr>
+        <w:tc>
+          <w:tcPr>
+            <w:tcW w:type="dxa" w:w="3200"/>
+            <w:shd w:fill="F2F2F2" w:val="clear"/>
+          </w:tcPr>
+          <w:p>
+            <w:r>
+              <w:rPr>
+                <w:b/>
+                <w:bCs/>
+              </w:rPr>
+              <w:t xml:space="preserve">As of</w:t>
+            </w:r>
+          </w:p>
+        </w:tc>
+        <w:tc>
+          <w:tcPr>
+            <w:tcW w:type="dxa" w:w="5800"/>
+          </w:tcPr>
+          <w:p>
+            <w:r>
+              <w:t xml:space="preserve">2026-09-18</w:t>
+            </w:r>
+          </w:p>
+        </w:tc>
+      </w:tr>
+      <w:tr>
+        <w:tc>
+          <w:tcPr>
+            <w:tcW w:type="dxa" w:w="3200"/>
+            <w:shd w:fill="F2F2F2" w:val="clear"/>
+          </w:tcPr>
+          <w:p>
+            <w:r>
+              <w:rPr>
+                <w:b/>
+                <w:bCs/>
+              </w:rPr>
+              <w:t xml:space="preserve">Price / multiple</w:t>
+            </w:r>
+          </w:p>
+        </w:tc>
+        <w:tc>
+          <w:tcPr>
+            <w:tcW w:type="dxa" w:w="5800"/>
+          </w:tcPr>
+          <w:p>
+            <w:r>
+              <w:t xml:space="preserve">Rs 535 · 26.7x P/E</w:t>
+            </w:r>
+          </w:p>
+        </w:tc>
+      </w:tr>
+      <w:tr>
+        <w:tc>
+          <w:tcPr>
+            <w:tcW w:type="dxa" w:w="3200"/>
+            <w:shd w:fill="F2F2F2" w:val="clear"/>
+          </w:tcPr>
+          <w:p>
+            <w:r>
+              <w:rPr>
+                <w:b/>
+                <w:bCs/>
+              </w:rPr>
+              <w:t xml:space="preserve">Right valuation lens</w:t>
+            </w:r>
+          </w:p>
+        </w:tc>
+        <w:tc>
+          <w:tcPr>
+            <w:tcW w:type="dxa" w:w="5800"/>
+          </w:tcPr>
+          <w:p>
+            <w:r>
+              <w:t xml:space="preserve">P/E</w:t>
+            </w:r>
+          </w:p>
+        </w:tc>
+      </w:tr>
+      <w:tr>
+        <w:tc>
+          <w:tcPr>
+            <w:tcW w:type="dxa" w:w="3200"/>
+            <w:shd w:fill="F2F2F2" w:val="clear"/>
+          </w:tcPr>
+          <w:p>
+            <w:r>
+              <w:rPr>
+                <w:b/>
+                <w:bCs/>
+              </w:rPr>
+              <w:t xml:space="preserve">Price implies</w:t>
+            </w:r>
+          </w:p>
+        </w:tc>
+        <w:tc>
+          <w:tcPr>
+            <w:tcW w:type="dxa" w:w="5800"/>
+          </w:tcPr>
+          <w:p>
+            <w:r>
+              <w:t xml:space="preserve">~26.7x trailing P/E against a confirmed, genuine ROCE improvement (9%-&gt;24%) and a ~60% 5-yr profit CAGR is not demanding if the T&amp;D capex cycle and the record order book continue converting to revenue</w:t>
+            </w:r>
+          </w:p>
+        </w:tc>
+      </w:tr>
+      <w:tr>
+        <w:tc>
+          <w:tcPr>
+            <w:tcW w:type="dxa" w:w="3200"/>
+            <w:shd w:fill="F2F2F2" w:val="clear"/>
+          </w:tcPr>
+          <w:p>
+            <w:r>
+              <w:rPr>
+                <w:b/>
+                <w:bCs/>
+              </w:rPr>
+              <w:t xml:space="preserve">Our FY27</w:t>
+            </w:r>
+          </w:p>
+        </w:tc>
+        <w:tc>
+          <w:tcPr>
+            <w:tcW w:type="dxa" w:w="5800"/>
+          </w:tcPr>
+          <w:p>
+            <w:r>
+              <w:t xml:space="preserve">Revenue growth of ~15% and PAT growth of ~30% per management's own raised guidance, off the record Rs9,217cr order book and raised export targets; rising debt and thin FCF conversion are the key risks to that delivering as guided</w:t>
+            </w:r>
+          </w:p>
+        </w:tc>
+      </w:tr>
+      <w:tr>
+        <w:tc>
+          <w:tcPr>
+            <w:tcW w:type="dxa" w:w="3200"/>
+            <w:shd w:fill="F2F2F2" w:val="clear"/>
+          </w:tcPr>
+          <w:p>
+            <w:r>
+              <w:rPr>
+                <w:b/>
+                <w:bCs/>
+              </w:rPr>
+              <w:t xml:space="preserve">Our FY28</w:t>
+            </w:r>
+          </w:p>
+        </w:tc>
+        <w:tc>
+          <w:tcPr>
+            <w:tcW w:type="dxa" w:w="5800"/>
+          </w:tcPr>
+          <w:p>
+            <w:r>
+              <w:t xml:space="preserve">A further step toward the ~12% aspirational EBITDA margin as high-voltage/export mix scales, assuming order-book execution stays on schedule and the capacity build to 600,000 MTPA (FY29 target) proceeds without slippage</w:t>
+            </w:r>
+          </w:p>
+        </w:tc>
+      </w:tr>
+      <w:tr>
+        <w:tc>
+          <w:tcPr>
+            <w:tcW w:type="dxa" w:w="3200"/>
+            <w:shd w:fill="F2F2F2" w:val="clear"/>
+          </w:tcPr>
+          <w:p>
+            <w:r>
+              <w:rPr>
+                <w:b/>
+                <w:bCs/>
+              </w:rPr>
+              <w:t xml:space="preserve">Gap direction</w:t>
+            </w:r>
+          </w:p>
+        </w:tc>
+        <w:tc>
+          <w:tcPr>
+            <w:tcW w:type="dxa" w:w="5800"/>
+          </w:tcPr>
+          <w:p>
+            <w:r>
+              <w:t xml:space="preserve">partially-priced</w:t>
+            </w:r>
+          </w:p>
+        </w:tc>
+      </w:tr>
+      <w:tr>
+        <w:tc>
+          <w:tcPr>
+            <w:tcW w:type="dxa" w:w="3200"/>
+            <w:shd w:fill="F2F2F2" w:val="clear"/>
+          </w:tcPr>
+          <w:p>
+            <w:r>
+              <w:rPr>
+                <w:b/>
+                <w:bCs/>
+              </w:rPr>
+              <w:t xml:space="preserve">Gap type</w:t>
+            </w:r>
+          </w:p>
+        </w:tc>
+        <w:tc>
+          <w:tcPr>
+            <w:tcW w:type="dxa" w:w="5800"/>
+          </w:tcPr>
+          <w:p>
+            <w:r>
+              <w:t xml:space="preserve">margin</w:t>
+            </w:r>
+          </w:p>
+        </w:tc>
+      </w:tr>
+      <w:tr>
+        <w:tc>
+          <w:tcPr>
+            <w:tcW w:type="dxa" w:w="3200"/>
+            <w:shd w:fill="F2F2F2" w:val="clear"/>
+          </w:tcPr>
+          <w:p>
+            <w:r>
+              <w:rPr>
+                <w:b/>
+                <w:bCs/>
+              </w:rPr>
+              <w:t xml:space="preserve">Gap magnitude</w:t>
+            </w:r>
+          </w:p>
+        </w:tc>
+        <w:tc>
+          <w:tcPr>
+            <w:tcW w:type="dxa" w:w="5800"/>
+          </w:tcPr>
+          <w:p>
+            <w:r>
+              <w:t xml:space="preserve">not estimable</w:t>
+            </w:r>
+          </w:p>
+        </w:tc>
+      </w:tr>
+      <w:tr>
+        <w:tc>
+          <w:tcPr>
+            <w:tcW w:type="dxa" w:w="3200"/>
+            <w:shd w:fill="F2F2F2" w:val="clear"/>
+          </w:tcPr>
+          <w:p>
+            <w:r>
+              <w:rPr>
+                <w:b/>
+                <w:bCs/>
+              </w:rPr>
+              <w:t xml:space="preserve">Gap basis</w:t>
+            </w:r>
+          </w:p>
+        </w:tc>
+        <w:tc>
+          <w:tcPr>
+            <w:tcW w:type="dxa" w:w="5800"/>
+          </w:tcPr>
+          <w:p>
+            <w:r>
+              <w:t xml:space="preserve">The now-confirmed, genuine ROCE improvement (9%-&gt;24%) and record order book are real and only partially credited at ~27x P/E, but rising debt, thin FCF conversion and a fresh promoter stake reduction are real, only partially-priced risks on the other side</w:t>
+            </w:r>
+          </w:p>
+        </w:tc>
+      </w:tr>
+      <w:tr>
+        <w:tc>
+          <w:tcPr>
+            <w:tcW w:type="dxa" w:w="3200"/>
+            <w:shd w:fill="F2F2F2" w:val="clear"/>
+          </w:tcPr>
+          <w:p>
+            <w:r>
+              <w:rPr>
+                <w:b/>
+                <w:bCs/>
+              </w:rPr>
+              <w:t xml:space="preserve">Evidence quality</w:t>
+            </w:r>
+          </w:p>
+        </w:tc>
+        <w:tc>
+          <w:tcPr>
+            <w:tcW w:type="dxa" w:w="5800"/>
+          </w:tcPr>
+          <w:p>
+            <w:r>
+              <w:t xml:space="preserve">strong</w:t>
+            </w:r>
+          </w:p>
+        </w:tc>
+      </w:tr>
+    </w:tbl>
+    <w:p>
+      <w:pPr>
+        <w:spacing w:after="120"/>
+      </w:pPr>
+      <w:r>
+        <w:rPr>
+          <w:i/>
+          <w:iCs/>
+          <w:color w:val="666666"/>
+          <w:sz w:val="16"/>
+          <w:szCs w:val="16"/>
+        </w:rPr>
+        <w:t xml:space="preserve">no broker consensus; implied path is a reverse-P/E estimate + screener.in forward figures + VP thread view</w:t>
+      </w:r>
+    </w:p>
+    <w:p>
+      <w:pPr>
+        <w:spacing w:after="120" w:before="120"/>
+      </w:pPr>
+      <w:r>
+        <w:rPr>
+          <w:b/>
+          <w:bCs/>
+          <w:sz w:val="20"/>
+          <w:szCs w:val="20"/>
+        </w:rPr>
+        <w:t xml:space="preserve">Catalyst: </w:t>
+      </w:r>
+      <w:r>
+        <w:rPr>
+          <w:sz w:val="20"/>
+          <w:szCs w:val="20"/>
+        </w:rPr>
+        <w:t xml:space="preserve">FY27 execution of the record Rs9,217cr order book plus delivery against the raised export/order-inflow guidance (Rs1,500cr export, Rs7,500cr total), with EBITDA margin trending toward the ~12% aspirational level</w:t>
+      </w:r>
+      <w:r>
+        <w:rPr>
+          <w:color w:val="666666"/>
+          <w:sz w:val="18"/>
+          <w:szCs w:val="18"/>
+        </w:rPr>
+        <w:t xml:space="preserve"> (window ~12M from 2026-09-18; dated; evidence high; pending)</w:t>
       </w:r>
     </w:p>
     <w:p>
@@ -341,15 +1883,728 @@
         <w:spacing w:after="120" w:before="280"/>
       </w:pPr>
       <w:r>
-        <w:t xml:space="preserve">BSE Corporate Actions / Other Red Flags</w:t>
-      </w:r>
-    </w:p>
-    <w:p>
-      <w:pPr>
-        <w:spacing w:after="120"/>
-      </w:pPr>
-      <w:r>
-        <w:t xml:space="preserve">No SEBI/fraud/going-concern issues found. Promoters (7,50,80,657 shares) declared no encumbrance as of 31-Mar-2026. Statutory auditor is V S &amp; Co., no resignation found. AGM proposed a routine 10% dividend.</w:t>
+        <w:t xml:space="preserve">Ishmohit-Lens Checks (value chain · earnings quality · growth trajectory · management · quality metrics · track record · global-signal check)</w:t>
+      </w:r>
+    </w:p>
+    <w:p>
+      <w:pPr>
+        <w:spacing w:after="120"/>
+      </w:pPr>
+      <w:r>
+        <w:rPr>
+          <w:i/>
+          <w:iCs/>
+          <w:color w:val="666666"/>
+          <w:sz w:val="18"/>
+          <w:szCs w:val="18"/>
+        </w:rPr>
+        <w:t xml:space="preserve">Extra checks drawn from @ishmohit1 / SOIC methodology (playbook/ishmohit-soic-style.md): where the company sits in its value chain and what the supply side is doing, whether a margin/PAT inflection is structural or a cyclical peak, the rate-of-change of growth vs. what the multiple demands, and management quality as a positive attribute.</w:t>
+      </w:r>
+    </w:p>
+    <w:p>
+      <w:pPr>
+        <w:spacing w:after="120"/>
+      </w:pPr>
+      <w:r>
+        <w:rPr>
+          <w:b/>
+          <w:bCs/>
+          <w:sz w:val="20"/>
+          <w:szCs w:val="20"/>
+        </w:rPr>
+        <w:t xml:space="preserve">Value chain &amp; supply side:</w:t>
+      </w:r>
+    </w:p>
+    <w:tbl>
+      <w:tblPr>
+        <w:tblW w:type="dxa" w:w="9000"/>
+        <w:tblBorders>
+          <w:top w:val="single" w:color="auto" w:sz="4"/>
+          <w:left w:val="single" w:color="auto" w:sz="4"/>
+          <w:bottom w:val="single" w:color="auto" w:sz="4"/>
+          <w:right w:val="single" w:color="auto" w:sz="4"/>
+          <w:insideH w:val="single" w:color="auto" w:sz="4"/>
+          <w:insideV w:val="single" w:color="auto" w:sz="4"/>
+        </w:tblBorders>
+      </w:tblPr>
+      <w:tblGrid>
+        <w:gridCol w:w="3200"/>
+        <w:gridCol w:w="5800"/>
+      </w:tblGrid>
+      <w:tr>
+        <w:tc>
+          <w:tcPr>
+            <w:tcW w:type="dxa" w:w="3200"/>
+            <w:shd w:fill="F2F2F2" w:val="clear"/>
+          </w:tcPr>
+          <w:p>
+            <w:r>
+              <w:rPr>
+                <w:b/>
+                <w:bCs/>
+              </w:rPr>
+              <w:t xml:space="preserve">Theme</w:t>
+            </w:r>
+          </w:p>
+        </w:tc>
+        <w:tc>
+          <w:tcPr>
+            <w:tcW w:type="dxa" w:w="5800"/>
+          </w:tcPr>
+          <w:p>
+            <w:r>
+              <w:t xml:space="preserve">India T&amp;D grid capex cycle + global transmission-tower/monopole export demand</w:t>
+            </w:r>
+          </w:p>
+        </w:tc>
+      </w:tr>
+      <w:tr>
+        <w:tc>
+          <w:tcPr>
+            <w:tcW w:type="dxa" w:w="3200"/>
+            <w:shd w:fill="F2F2F2" w:val="clear"/>
+          </w:tcPr>
+          <w:p>
+            <w:r>
+              <w:rPr>
+                <w:b/>
+                <w:bCs/>
+              </w:rPr>
+              <w:t xml:space="preserve">This company's position</w:t>
+            </w:r>
+          </w:p>
+        </w:tc>
+        <w:tc>
+          <w:tcPr>
+            <w:tcW w:type="dxa" w:w="5800"/>
+          </w:tcPr>
+          <w:p>
+            <w:r>
+              <w:t xml:space="preserve">India's largest domestic manufacturer of transmission-line towers/structures, backward-integrated (own galvanizing/fabrication), diversifying into telecom towers and polymer pipes</w:t>
+            </w:r>
+          </w:p>
+        </w:tc>
+      </w:tr>
+      <w:tr>
+        <w:tc>
+          <w:tcPr>
+            <w:tcW w:type="dxa" w:w="3200"/>
+            <w:shd w:fill="F2F2F2" w:val="clear"/>
+          </w:tcPr>
+          <w:p>
+            <w:r>
+              <w:rPr>
+                <w:b/>
+                <w:bCs/>
+              </w:rPr>
+              <w:t xml:space="preserve">Bottleneck node (pricing power)</w:t>
+            </w:r>
+          </w:p>
+        </w:tc>
+        <w:tc>
+          <w:tcPr>
+            <w:tcW w:type="dxa" w:w="5800"/>
+          </w:tcPr>
+          <w:p>
+            <w:r>
+              <w:t xml:space="preserve">Engineering/tower manufacturing capacity (375,000 MTPA installed, targeting 600,000 MTPA by FY29 via ~Rs 500cr further capex)</w:t>
+            </w:r>
+          </w:p>
+        </w:tc>
+      </w:tr>
+      <w:tr>
+        <w:tc>
+          <w:tcPr>
+            <w:tcW w:type="dxa" w:w="3200"/>
+            <w:shd w:fill="F2F2F2" w:val="clear"/>
+          </w:tcPr>
+          <w:p>
+            <w:r>
+              <w:rPr>
+                <w:b/>
+                <w:bCs/>
+              </w:rPr>
+              <w:t xml:space="preserve">Supply-side status</w:t>
+            </w:r>
+          </w:p>
+        </w:tc>
+        <w:tc>
+          <w:tcPr>
+            <w:tcW w:type="dxa" w:w="5800"/>
+          </w:tcPr>
+          <w:p>
+            <w:r>
+              <w:t xml:space="preserve">adding</w:t>
+            </w:r>
+          </w:p>
+        </w:tc>
+      </w:tr>
+      <w:tr>
+        <w:tc>
+          <w:tcPr>
+            <w:tcW w:type="dxa" w:w="3200"/>
+            <w:shd w:fill="F2F2F2" w:val="clear"/>
+          </w:tcPr>
+          <w:p>
+            <w:r>
+              <w:rPr>
+                <w:b/>
+                <w:bCs/>
+              </w:rPr>
+              <w:t xml:space="preserve">Adjacent-node peers</w:t>
+            </w:r>
+          </w:p>
+        </w:tc>
+        <w:tc>
+          <w:tcPr>
+            <w:tcW w:type="dxa" w:w="5800"/>
+          </w:tcPr>
+          <w:p>
+            <w:r>
+              <w:t xml:space="preserve">KEC International, Kalpataru Projects International, Hitachi Energy India, Techno Electric &amp; Engineering</w:t>
+            </w:r>
+          </w:p>
+        </w:tc>
+      </w:tr>
+    </w:tbl>
+    <w:p>
+      <w:pPr>
+        <w:spacing w:after="120"/>
+      </w:pPr>
+      <w:r>
+        <w:rPr>
+          <w:color w:val="666666"/>
+          <w:sz w:val="18"/>
+          <w:szCs w:val="18"/>
+        </w:rPr>
+        <w:t xml:space="preserve">Multiple large T&amp;D EPC/tower players (KEC, Kalpataru) are also expanding capacity alongside the PGCIL/state-transmission capex cycle - supply side is adding, not consolidating, so pricing power stays a function of capacity utilisation and order mix rather than a structural moat.</w:t>
+      </w:r>
+    </w:p>
+    <w:p>
+      <w:pPr>
+        <w:spacing w:after="60" w:before="120"/>
+      </w:pPr>
+      <w:r>
+        <w:rPr>
+          <w:b/>
+          <w:bCs/>
+          <w:sz w:val="20"/>
+          <w:szCs w:val="20"/>
+        </w:rPr>
+        <w:t xml:space="preserve">Earnings quality: </w:t>
+      </w:r>
+      <w:r>
+        <w:rPr>
+          <w:sz w:val="20"/>
+          <w:szCs w:val="20"/>
+        </w:rPr>
+        <w:t xml:space="preserve">margin driver mixed</w:t>
+      </w:r>
+      <w:r>
+        <w:rPr>
+          <w:b/>
+          <w:bCs/>
+          <w:color w:val="A32020"/>
+          <w:sz w:val="20"/>
+          <w:szCs w:val="20"/>
+        </w:rPr>
+        <w:t xml:space="preserve"/>
+      </w:r>
+    </w:p>
+    <w:p>
+      <w:pPr>
+        <w:spacing w:after="120"/>
+      </w:pPr>
+      <w:r>
+        <w:rPr>
+          <w:color w:val="666666"/>
+          <w:sz w:val="18"/>
+          <w:szCs w:val="18"/>
+        </w:rPr>
+        <w:t xml:space="preserve">Drivers: Operating leverage on a growing revenue base; Mix shift toward high-voltage (765kV) and export tower/monopole orders; Backward integration (galvanizing, fabrication) cost edge.</w:t>
+      </w:r>
+    </w:p>
+    <w:p>
+      <w:pPr>
+        <w:spacing w:after="120"/>
+      </w:pPr>
+      <w:r>
+        <w:rPr>
+          <w:color w:val="666666"/>
+          <w:sz w:val="18"/>
+          <w:szCs w:val="18"/>
+        </w:rPr>
+        <w:t xml:space="preserve">Current ~10.1% EBITDA margin (Q1 FY27) is below management's own stated long-term aspirational level of ~12% - not a spike, still building toward the stated target on mix/scale.</w:t>
+      </w:r>
+    </w:p>
+    <w:p>
+      <w:pPr>
+        <w:spacing w:after="60" w:before="120"/>
+      </w:pPr>
+      <w:r>
+        <w:rPr>
+          <w:b/>
+          <w:bCs/>
+          <w:sz w:val="20"/>
+          <w:szCs w:val="20"/>
+        </w:rPr>
+        <w:t xml:space="preserve">Growth trajectory: </w:t>
+      </w:r>
+      <w:r>
+        <w:rPr>
+          <w:b/>
+          <w:bCs/>
+          <w:color w:val="A32020"/>
+          <w:sz w:val="20"/>
+          <w:szCs w:val="20"/>
+        </w:rPr>
+        <w:t xml:space="preserve">YoY growth rate is decelerating</w:t>
+      </w:r>
+    </w:p>
+    <w:p>
+      <w:pPr>
+        <w:spacing w:after="120"/>
+      </w:pPr>
+      <w:r>
+        <w:rPr>
+          <w:color w:val="666666"/>
+          <w:sz w:val="18"/>
+          <w:szCs w:val="18"/>
+        </w:rPr>
+        <w:t xml:space="preserve">Annual YoY revenue growth: FY23 +16.0%, FY24 +65.8%, FY25 +40.9%, FY26 (actual) +20.1%, FY27 (management guidance) +15% - a clear, high-base deceleration, though still respectable double-digit growth each year.</w:t>
+      </w:r>
+    </w:p>
+    <w:p>
+      <w:pPr>
+        <w:spacing w:after="120"/>
+      </w:pPr>
+      <w:r>
+        <w:rPr>
+          <w:color w:val="666666"/>
+          <w:sz w:val="18"/>
+          <w:szCs w:val="18"/>
+        </w:rPr>
+        <w:t xml:space="preserve">Reverse P/E: ~26.7x trailing P/E is not demanding against a ~60% 5-yr profit CAGR and management's own +30% FY27 PAT guidance, but the multiple assumes growth doesn't decelerate materially faster than the already-declining trend (65.8%-&gt;40.9%-&gt;20%-&gt;15% guided).</w:t>
+      </w:r>
+    </w:p>
+    <w:p>
+      <w:pPr>
+        <w:spacing w:after="120"/>
+      </w:pPr>
+      <w:r>
+        <w:rPr>
+          <w:b/>
+          <w:bCs/>
+          <w:sz w:val="20"/>
+          <w:szCs w:val="20"/>
+        </w:rPr>
+        <w:t xml:space="preserve">Management quality (TVGP's "P"):</w:t>
+      </w:r>
+    </w:p>
+    <w:tbl>
+      <w:tblPr>
+        <w:tblW w:type="dxa" w:w="9000"/>
+        <w:tblBorders>
+          <w:top w:val="single" w:color="auto" w:sz="4"/>
+          <w:left w:val="single" w:color="auto" w:sz="4"/>
+          <w:bottom w:val="single" w:color="auto" w:sz="4"/>
+          <w:right w:val="single" w:color="auto" w:sz="4"/>
+          <w:insideH w:val="single" w:color="auto" w:sz="4"/>
+          <w:insideV w:val="single" w:color="auto" w:sz="4"/>
+        </w:tblBorders>
+      </w:tblPr>
+      <w:tblGrid>
+        <w:gridCol w:w="3200"/>
+        <w:gridCol w:w="5800"/>
+      </w:tblGrid>
+      <w:tr>
+        <w:tc>
+          <w:tcPr>
+            <w:tcW w:type="dxa" w:w="3200"/>
+            <w:shd w:fill="F2F2F2" w:val="clear"/>
+          </w:tcPr>
+          <w:p>
+            <w:r>
+              <w:rPr>
+                <w:b/>
+                <w:bCs/>
+              </w:rPr>
+              <w:t xml:space="preserve">Assessment</w:t>
+            </w:r>
+          </w:p>
+        </w:tc>
+        <w:tc>
+          <w:tcPr>
+            <w:tcW w:type="dxa" w:w="5800"/>
+          </w:tcPr>
+          <w:p>
+            <w:r>
+              <w:t xml:space="preserve">positive</w:t>
+            </w:r>
+          </w:p>
+        </w:tc>
+      </w:tr>
+      <w:tr>
+        <w:tc>
+          <w:tcPr>
+            <w:tcW w:type="dxa" w:w="3200"/>
+            <w:shd w:fill="F2F2F2" w:val="clear"/>
+          </w:tcPr>
+          <w:p>
+            <w:r>
+              <w:rPr>
+                <w:b/>
+                <w:bCs/>
+              </w:rPr>
+              <w:t xml:space="preserve">Capital allocation</w:t>
+            </w:r>
+          </w:p>
+        </w:tc>
+        <w:tc>
+          <w:tcPr>
+            <w:tcW w:type="dxa" w:w="5800"/>
+          </w:tcPr>
+          <w:p>
+            <w:r>
+              <w:t xml:space="preserve">Reinvesting FY24-26 aggregate capex of ~Rs 867cr into capacity (300,000 -&gt; 375,000 MTPA, targeting 600,000 by FY29), funded via internal accruals + term loan; incremental ROCE has risen alongside the capex cycle (9% -&gt; 24%). No unrelated diversification found. (disciplined)</w:t>
+            </w:r>
+          </w:p>
+        </w:tc>
+      </w:tr>
+      <w:tr>
+        <w:tc>
+          <w:tcPr>
+            <w:tcW w:type="dxa" w:w="3200"/>
+            <w:shd w:fill="F2F2F2" w:val="clear"/>
+          </w:tcPr>
+          <w:p>
+            <w:r>
+              <w:rPr>
+                <w:b/>
+                <w:bCs/>
+              </w:rPr>
+              <w:t xml:space="preserve">Related-party trend</w:t>
+            </w:r>
+          </w:p>
+        </w:tc>
+        <w:tc>
+          <w:tcPr>
+            <w:tcW w:type="dxa" w:w="5800"/>
+          </w:tcPr>
+          <w:p>
+            <w:r>
+              <w:t xml:space="preserve">unclear</w:t>
+            </w:r>
+          </w:p>
+        </w:tc>
+      </w:tr>
+      <w:tr>
+        <w:tc>
+          <w:tcPr>
+            <w:tcW w:type="dxa" w:w="3200"/>
+            <w:shd w:fill="F2F2F2" w:val="clear"/>
+          </w:tcPr>
+          <w:p>
+            <w:r>
+              <w:rPr>
+                <w:b/>
+                <w:bCs/>
+              </w:rPr>
+              <w:t xml:space="preserve">Guidance credibility</w:t>
+            </w:r>
+          </w:p>
+        </w:tc>
+        <w:tc>
+          <w:tcPr>
+            <w:tcW w:type="dxa" w:w="5800"/>
+          </w:tcPr>
+          <w:p>
+            <w:r>
+              <w:t xml:space="preserve">reliable</w:t>
+            </w:r>
+          </w:p>
+        </w:tc>
+      </w:tr>
+      <w:tr>
+        <w:tc>
+          <w:tcPr>
+            <w:tcW w:type="dxa" w:w="3200"/>
+            <w:shd w:fill="F2F2F2" w:val="clear"/>
+          </w:tcPr>
+          <w:p>
+            <w:r>
+              <w:rPr>
+                <w:b/>
+                <w:bCs/>
+              </w:rPr>
+              <w:t xml:space="preserve">Shareholder returns</w:t>
+            </w:r>
+          </w:p>
+        </w:tc>
+        <w:tc>
+          <w:tcPr>
+            <w:tcW w:type="dxa" w:w="5800"/>
+          </w:tcPr>
+          <w:p>
+            <w:r>
+              <w:t xml:space="preserve">consistent</w:t>
+            </w:r>
+          </w:p>
+        </w:tc>
+      </w:tr>
+      <w:tr>
+        <w:tc>
+          <w:tcPr>
+            <w:tcW w:type="dxa" w:w="3200"/>
+            <w:shd w:fill="F2F2F2" w:val="clear"/>
+          </w:tcPr>
+          <w:p>
+            <w:r>
+              <w:rPr>
+                <w:b/>
+                <w:bCs/>
+              </w:rPr>
+              <w:t xml:space="preserve">Capability ladder / VAP</w:t>
+            </w:r>
+          </w:p>
+        </w:tc>
+        <w:tc>
+          <w:tcPr>
+            <w:tcW w:type="dxa" w:w="5800"/>
+          </w:tcPr>
+          <w:p>
+            <w:r>
+              <w:t xml:space="preserve">Explicit move up the value chain: from standard lattice-tower EPC toward 765kV high-voltage lines, monopoles, and a North America/LATAM export programme - management frames this as a deliberate mix-upgrade.</w:t>
+            </w:r>
+          </w:p>
+        </w:tc>
+      </w:tr>
+    </w:tbl>
+    <w:p>
+      <w:pPr>
+        <w:spacing w:after="120"/>
+      </w:pPr>
+      <w:r>
+        <w:rPr>
+          <w:b/>
+          <w:bCs/>
+          <w:sz w:val="20"/>
+          <w:szCs w:val="20"/>
+        </w:rPr>
+        <w:t xml:space="preserve">Quality metrics (ROCE · debt · FCF · margin · capex):</w:t>
+      </w:r>
+    </w:p>
+    <w:tbl>
+      <w:tblPr>
+        <w:tblW w:type="dxa" w:w="9000"/>
+        <w:tblBorders>
+          <w:top w:val="single" w:color="auto" w:sz="4"/>
+          <w:left w:val="single" w:color="auto" w:sz="4"/>
+          <w:bottom w:val="single" w:color="auto" w:sz="4"/>
+          <w:right w:val="single" w:color="auto" w:sz="4"/>
+          <w:insideH w:val="single" w:color="auto" w:sz="4"/>
+          <w:insideV w:val="single" w:color="auto" w:sz="4"/>
+        </w:tblBorders>
+      </w:tblPr>
+      <w:tblGrid>
+        <w:gridCol w:w="3200"/>
+        <w:gridCol w:w="5800"/>
+      </w:tblGrid>
+      <w:tr>
+        <w:tc>
+          <w:tcPr>
+            <w:tcW w:type="dxa" w:w="3200"/>
+            <w:shd w:fill="F2F2F2" w:val="clear"/>
+          </w:tcPr>
+          <w:p>
+            <w:r>
+              <w:rPr>
+                <w:b/>
+                <w:bCs/>
+              </w:rPr>
+              <w:t xml:space="preserve">Assessment</w:t>
+            </w:r>
+          </w:p>
+        </w:tc>
+        <w:tc>
+          <w:tcPr>
+            <w:tcW w:type="dxa" w:w="5800"/>
+          </w:tcPr>
+          <w:p>
+            <w:r>
+              <w:t xml:space="preserve">positive</w:t>
+            </w:r>
+          </w:p>
+        </w:tc>
+      </w:tr>
+      <w:tr>
+        <w:tc>
+          <w:tcPr>
+            <w:tcW w:type="dxa" w:w="3200"/>
+            <w:shd w:fill="F2F2F2" w:val="clear"/>
+          </w:tcPr>
+          <w:p>
+            <w:r>
+              <w:rPr>
+                <w:b/>
+                <w:bCs/>
+              </w:rPr>
+              <w:t xml:space="preserve">ROCE</w:t>
+            </w:r>
+          </w:p>
+        </w:tc>
+        <w:tc>
+          <w:tcPr>
+            <w:tcW w:type="dxa" w:w="5800"/>
+          </w:tcPr>
+          <w:p>
+            <w:r>
+              <w:t xml:space="preserve">24% (improving)</w:t>
+            </w:r>
+          </w:p>
+        </w:tc>
+      </w:tr>
+      <w:tr>
+        <w:tc>
+          <w:tcPr>
+            <w:tcW w:type="dxa" w:w="3200"/>
+            <w:shd w:fill="F2F2F2" w:val="clear"/>
+          </w:tcPr>
+          <w:p>
+            <w:r>
+              <w:rPr>
+                <w:b/>
+                <w:bCs/>
+              </w:rPr>
+              <w:t xml:space="preserve">Leverage</w:t>
+            </w:r>
+          </w:p>
+        </w:tc>
+        <w:tc>
+          <w:tcPr>
+            <w:tcW w:type="dxa" w:w="5800"/>
+          </w:tcPr>
+          <w:p>
+            <w:r>
+              <w:t xml:space="preserve">Net debt/EBITDA 1.68x</w:t>
+            </w:r>
+          </w:p>
+        </w:tc>
+      </w:tr>
+      <w:tr>
+        <w:tc>
+          <w:tcPr>
+            <w:tcW w:type="dxa" w:w="3200"/>
+            <w:shd w:fill="F2F2F2" w:val="clear"/>
+          </w:tcPr>
+          <w:p>
+            <w:r>
+              <w:rPr>
+                <w:b/>
+                <w:bCs/>
+              </w:rPr>
+              <w:t xml:space="preserve">FCF conversion</w:t>
+            </w:r>
+          </w:p>
+        </w:tc>
+        <w:tc>
+          <w:tcPr>
+            <w:tcW w:type="dxa" w:w="5800"/>
+          </w:tcPr>
+          <w:p>
+            <w:r>
+              <w:t xml:space="preserve">0.9%</w:t>
+            </w:r>
+          </w:p>
+        </w:tc>
+      </w:tr>
+      <w:tr>
+        <w:tc>
+          <w:tcPr>
+            <w:tcW w:type="dxa" w:w="3200"/>
+            <w:shd w:fill="F2F2F2" w:val="clear"/>
+          </w:tcPr>
+          <w:p>
+            <w:r>
+              <w:rPr>
+                <w:b/>
+                <w:bCs/>
+              </w:rPr>
+              <w:t xml:space="preserve">Margin trend</w:t>
+            </w:r>
+          </w:p>
+        </w:tc>
+        <w:tc>
+          <w:tcPr>
+            <w:tcW w:type="dxa" w:w="5800"/>
+          </w:tcPr>
+          <w:p>
+            <w:r>
+              <w:t xml:space="preserve">stable</w:t>
+            </w:r>
+          </w:p>
+        </w:tc>
+      </w:tr>
+      <w:tr>
+        <w:tc>
+          <w:tcPr>
+            <w:tcW w:type="dxa" w:w="3200"/>
+            <w:shd w:fill="F2F2F2" w:val="clear"/>
+          </w:tcPr>
+          <w:p>
+            <w:r>
+              <w:rPr>
+                <w:b/>
+                <w:bCs/>
+              </w:rPr>
+              <w:t xml:space="preserve">Capex efficiency</w:t>
+            </w:r>
+          </w:p>
+        </w:tc>
+        <w:tc>
+          <w:tcPr>
+            <w:tcW w:type="dxa" w:w="5800"/>
+          </w:tcPr>
+          <w:p>
+            <w:r>
+              <w:t xml:space="preserve">productive</w:t>
+            </w:r>
+          </w:p>
+        </w:tc>
+      </w:tr>
+    </w:tbl>
+    <w:p>
+      <w:pPr>
+        <w:spacing w:after="60" w:before="120"/>
+      </w:pPr>
+      <w:r>
+        <w:rPr>
+          <w:b/>
+          <w:bCs/>
+          <w:sz w:val="20"/>
+          <w:szCs w:val="20"/>
+        </w:rPr>
+        <w:t xml:space="preserve">Track record (Coffee Can persistence check): </w:t>
+      </w:r>
+      <w:r>
+        <w:rPr>
+          <w:sz w:val="20"/>
+          <w:szCs w:val="20"/>
+        </w:rPr>
+        <w:t xml:space="preserve">cleared revenue growth ≥10% AND ROCE ≥15% in 4 of the last 7 years (consistency_score 57)</w:t>
+      </w:r>
+    </w:p>
+    <w:p>
+      <w:pPr>
+        <w:spacing w:after="120"/>
+      </w:pPr>
+      <w:r>
+        <w:rPr>
+          <w:color w:val="666666"/>
+          <w:sz w:val="18"/>
+          <w:szCs w:val="18"/>
+        </w:rPr>
+        <w:t xml:space="preserve">FY23 (+16.0% growth, ROCE 21%), FY24 (+65.8%, ROCE 24%), FY25 (+40.9%, ROCE 24%) and FY26 (+20.1%, ROCE 23.5%) each cleared BOTH &gt;=10% revenue growth AND &gt;=15% ROCE; FY20-22 did not clear (ROCE only 9-12% in that window). A genuine, now 4-year-running step-up in consistency, extended this pass with confirmed FY26 actuals.</w:t>
       </w:r>
     </w:p>
     <w:p>
@@ -358,59 +2613,571 @@
         <w:spacing w:after="120" w:before="280"/>
       </w:pPr>
       <w:r>
-        <w:t xml:space="preserve">Bull Case</w:t>
-      </w:r>
-    </w:p>
-    <w:p>
-      <w:pPr>
-        <w:pStyle w:val="ListParagraph"/>
-        <w:numPr>
-          <w:ilvl w:val="0"/>
-          <w:numId w:val="1"/>
-        </w:numPr>
-        <w:spacing w:after="60"/>
-      </w:pPr>
-      <w:r>
-        <w:t xml:space="preserve">Genuine, named tailwind: India's T&amp;D grid capex cycle plus export demand (60+ countries) for transmission structures and telecom towers</w:t>
-      </w:r>
-    </w:p>
-    <w:p>
-      <w:pPr>
-        <w:pStyle w:val="ListParagraph"/>
-        <w:numPr>
-          <w:ilvl w:val="0"/>
-          <w:numId w:val="1"/>
-        </w:numPr>
-        <w:spacing w:after="60"/>
-      </w:pPr>
-      <w:r>
-        <w:t xml:space="preserve">Backward-integration cost position claimed by management in the T&amp;D segment</w:t>
-      </w:r>
-    </w:p>
-    <w:p>
-      <w:pPr>
-        <w:pStyle w:val="ListParagraph"/>
-        <w:numPr>
-          <w:ilvl w:val="0"/>
-          <w:numId w:val="1"/>
-        </w:numPr>
-        <w:spacing w:after="60"/>
-      </w:pPr>
-      <w:r>
-        <w:t xml:space="preserve">No promoter pledge; clean encumbrance declaration; no auditor resignation found</w:t>
-      </w:r>
-    </w:p>
-    <w:p>
-      <w:pPr>
-        <w:pStyle w:val="ListParagraph"/>
-        <w:numPr>
-          <w:ilvl w:val="0"/>
-          <w:numId w:val="1"/>
-        </w:numPr>
-        <w:spacing w:after="60"/>
-      </w:pPr>
-      <w:r>
-        <w:t xml:space="preserve">A sustained, 246-post ValuePickr thread (topic_id 2952) since 2014 indicates durable community interest</w:t>
+        <w:t xml:space="preserve">Fundamentals-Gap Checks (shareholding · working capital · sector KPIs · scenario analysis)</w:t>
+      </w:r>
+    </w:p>
+    <w:p>
+      <w:pPr>
+        <w:spacing w:after="120"/>
+      </w:pPr>
+      <w:r>
+        <w:rPr>
+          <w:i/>
+          <w:iCs/>
+          <w:color w:val="666666"/>
+          <w:sz w:val="18"/>
+          <w:szCs w:val="18"/>
+        </w:rPr>
+        <w:t xml:space="preserve">Extra fundamentals extracted from the same filings — informational only, not yet consumed by any scoring script.</w:t>
+      </w:r>
+    </w:p>
+    <w:p>
+      <w:pPr>
+        <w:spacing w:after="120"/>
+      </w:pPr>
+      <w:r>
+        <w:rPr>
+          <w:b/>
+          <w:bCs/>
+          <w:sz w:val="20"/>
+          <w:szCs w:val="20"/>
+        </w:rPr>
+        <w:t xml:space="preserve">Shareholding pattern:</w:t>
+      </w:r>
+    </w:p>
+    <w:tbl>
+      <w:tblPr>
+        <w:tblW w:type="dxa" w:w="9000"/>
+        <w:tblBorders>
+          <w:top w:val="single" w:color="auto" w:sz="4"/>
+          <w:left w:val="single" w:color="auto" w:sz="4"/>
+          <w:bottom w:val="single" w:color="auto" w:sz="4"/>
+          <w:right w:val="single" w:color="auto" w:sz="4"/>
+          <w:insideH w:val="single" w:color="auto" w:sz="4"/>
+          <w:insideV w:val="single" w:color="auto" w:sz="4"/>
+        </w:tblBorders>
+      </w:tblPr>
+      <w:tblGrid>
+        <w:gridCol w:w="3200"/>
+        <w:gridCol w:w="5800"/>
+      </w:tblGrid>
+      <w:tr>
+        <w:tc>
+          <w:tcPr>
+            <w:tcW w:type="dxa" w:w="3200"/>
+            <w:shd w:fill="F2F2F2" w:val="clear"/>
+          </w:tcPr>
+          <w:p>
+            <w:r>
+              <w:rPr>
+                <w:b/>
+                <w:bCs/>
+              </w:rPr>
+              <w:t xml:space="preserve">Promoter %</w:t>
+            </w:r>
+          </w:p>
+        </w:tc>
+        <w:tc>
+          <w:tcPr>
+            <w:tcW w:type="dxa" w:w="5800"/>
+          </w:tcPr>
+          <w:p>
+            <w:r>
+              <w:t xml:space="preserve">61.48% (falling)</w:t>
+            </w:r>
+          </w:p>
+        </w:tc>
+      </w:tr>
+      <w:tr>
+        <w:tc>
+          <w:tcPr>
+            <w:tcW w:type="dxa" w:w="3200"/>
+            <w:shd w:fill="F2F2F2" w:val="clear"/>
+          </w:tcPr>
+          <w:p>
+            <w:r>
+              <w:rPr>
+                <w:b/>
+                <w:bCs/>
+              </w:rPr>
+              <w:t xml:space="preserve">Pledge %</w:t>
+            </w:r>
+          </w:p>
+        </w:tc>
+        <w:tc>
+          <w:tcPr>
+            <w:tcW w:type="dxa" w:w="5800"/>
+          </w:tcPr>
+          <w:p>
+            <w:r>
+              <w:t xml:space="preserve">0% (stable)</w:t>
+            </w:r>
+          </w:p>
+        </w:tc>
+      </w:tr>
+      <w:tr>
+        <w:tc>
+          <w:tcPr>
+            <w:tcW w:type="dxa" w:w="3200"/>
+            <w:shd w:fill="F2F2F2" w:val="clear"/>
+          </w:tcPr>
+          <w:p>
+            <w:r>
+              <w:rPr>
+                <w:b/>
+                <w:bCs/>
+              </w:rPr>
+              <w:t xml:space="preserve">FII/DII %</w:t>
+            </w:r>
+          </w:p>
+        </w:tc>
+        <w:tc>
+          <w:tcPr>
+            <w:tcW w:type="dxa" w:w="5800"/>
+          </w:tcPr>
+          <w:p>
+            <w:r>
+              <w:t xml:space="preserve">12.88% (rising)</w:t>
+            </w:r>
+          </w:p>
+        </w:tc>
+      </w:tr>
+      <w:tr>
+        <w:tc>
+          <w:tcPr>
+            <w:tcW w:type="dxa" w:w="3200"/>
+            <w:shd w:fill="F2F2F2" w:val="clear"/>
+          </w:tcPr>
+          <w:p>
+            <w:r>
+              <w:rPr>
+                <w:b/>
+                <w:bCs/>
+              </w:rPr>
+              <w:t xml:space="preserve">Quarters checked</w:t>
+            </w:r>
+          </w:p>
+        </w:tc>
+        <w:tc>
+          <w:tcPr>
+            <w:tcW w:type="dxa" w:w="5800"/>
+          </w:tcPr>
+          <w:p>
+            <w:r>
+              <w:t xml:space="preserve">Mar-2026, Jun-2026, Jul-2026 (interim)</w:t>
+            </w:r>
+          </w:p>
+        </w:tc>
+      </w:tr>
+    </w:tbl>
+    <w:p>
+      <w:pPr>
+        <w:spacing w:after="120"/>
+      </w:pPr>
+      <w:r>
+        <w:rPr>
+          <w:color w:val="666666"/>
+          <w:sz w:val="18"/>
+          <w:szCs w:val="18"/>
+        </w:rPr>
+        <w:t xml:space="preserve">Promoter holding fell sharply from 66.50% (Jun-26) to 61.48% (Jul-26); FII holding rose sharply in the same window (4.11%-&gt;10.64%), consistent with a block deal/OFS moving shares to institutions rather than open-market distress selling. No pledge in either period, so concurrent_red_flag does not trigger (pledge is stable/zero, not rising). Worth confirming this isn't a sustained multi-quarter exit trend at the next revisit.</w:t>
+      </w:r>
+    </w:p>
+    <w:p>
+      <w:pPr>
+        <w:spacing w:after="120"/>
+      </w:pPr>
+      <w:r>
+        <w:rPr>
+          <w:b/>
+          <w:bCs/>
+          <w:sz w:val="20"/>
+          <w:szCs w:val="20"/>
+        </w:rPr>
+        <w:t xml:space="preserve">Working capital:</w:t>
+      </w:r>
+    </w:p>
+    <w:tbl>
+      <w:tblPr>
+        <w:tblW w:type="dxa" w:w="9000"/>
+        <w:tblBorders>
+          <w:top w:val="single" w:color="auto" w:sz="4"/>
+          <w:left w:val="single" w:color="auto" w:sz="4"/>
+          <w:bottom w:val="single" w:color="auto" w:sz="4"/>
+          <w:right w:val="single" w:color="auto" w:sz="4"/>
+          <w:insideH w:val="single" w:color="auto" w:sz="4"/>
+          <w:insideV w:val="single" w:color="auto" w:sz="4"/>
+        </w:tblBorders>
+      </w:tblPr>
+      <w:tblGrid>
+        <w:gridCol w:w="3200"/>
+        <w:gridCol w:w="5800"/>
+      </w:tblGrid>
+      <w:tr>
+        <w:tc>
+          <w:tcPr>
+            <w:tcW w:type="dxa" w:w="3200"/>
+            <w:shd w:fill="F2F2F2" w:val="clear"/>
+          </w:tcPr>
+          <w:p>
+            <w:r>
+              <w:rPr>
+                <w:b/>
+                <w:bCs/>
+              </w:rPr>
+              <w:t xml:space="preserve">Inventory days</w:t>
+            </w:r>
+          </w:p>
+        </w:tc>
+        <w:tc>
+          <w:tcPr>
+            <w:tcW w:type="dxa" w:w="5800"/>
+          </w:tcPr>
+          <w:p>
+            <w:r>
+              <w:t xml:space="preserve">82</w:t>
+            </w:r>
+          </w:p>
+        </w:tc>
+      </w:tr>
+      <w:tr>
+        <w:tc>
+          <w:tcPr>
+            <w:tcW w:type="dxa" w:w="3200"/>
+            <w:shd w:fill="F2F2F2" w:val="clear"/>
+          </w:tcPr>
+          <w:p>
+            <w:r>
+              <w:rPr>
+                <w:b/>
+                <w:bCs/>
+              </w:rPr>
+              <w:t xml:space="preserve">Receivable days</w:t>
+            </w:r>
+          </w:p>
+        </w:tc>
+        <w:tc>
+          <w:tcPr>
+            <w:tcW w:type="dxa" w:w="5800"/>
+          </w:tcPr>
+          <w:p>
+            <w:r>
+              <w:t xml:space="preserve">71</w:t>
+            </w:r>
+          </w:p>
+        </w:tc>
+      </w:tr>
+      <w:tr>
+        <w:tc>
+          <w:tcPr>
+            <w:tcW w:type="dxa" w:w="3200"/>
+            <w:shd w:fill="F2F2F2" w:val="clear"/>
+          </w:tcPr>
+          <w:p>
+            <w:r>
+              <w:rPr>
+                <w:b/>
+                <w:bCs/>
+              </w:rPr>
+              <w:t xml:space="preserve">Payable days</w:t>
+            </w:r>
+          </w:p>
+        </w:tc>
+        <w:tc>
+          <w:tcPr>
+            <w:tcW w:type="dxa" w:w="5800"/>
+          </w:tcPr>
+          <w:p>
+            <w:r>
+              <w:t xml:space="preserve">107</w:t>
+            </w:r>
+          </w:p>
+        </w:tc>
+      </w:tr>
+      <w:tr>
+        <w:tc>
+          <w:tcPr>
+            <w:tcW w:type="dxa" w:w="3200"/>
+            <w:shd w:fill="F2F2F2" w:val="clear"/>
+          </w:tcPr>
+          <w:p>
+            <w:r>
+              <w:rPr>
+                <w:b/>
+                <w:bCs/>
+              </w:rPr>
+              <w:t xml:space="preserve">Cash conversion cycle</w:t>
+            </w:r>
+          </w:p>
+        </w:tc>
+        <w:tc>
+          <w:tcPr>
+            <w:tcW w:type="dxa" w:w="5800"/>
+          </w:tcPr>
+          <w:p>
+            <w:r>
+              <w:t xml:space="preserve">46</w:t>
+            </w:r>
+          </w:p>
+        </w:tc>
+      </w:tr>
+      <w:tr>
+        <w:tc>
+          <w:tcPr>
+            <w:tcW w:type="dxa" w:w="3200"/>
+            <w:shd w:fill="F2F2F2" w:val="clear"/>
+          </w:tcPr>
+          <w:p>
+            <w:r>
+              <w:rPr>
+                <w:b/>
+                <w:bCs/>
+              </w:rPr>
+              <w:t xml:space="preserve">3y trend</w:t>
+            </w:r>
+          </w:p>
+        </w:tc>
+        <w:tc>
+          <w:tcPr>
+            <w:tcW w:type="dxa" w:w="5800"/>
+          </w:tcPr>
+          <w:p>
+            <w:r>
+              <w:t xml:space="preserve">improving</w:t>
+            </w:r>
+          </w:p>
+        </w:tc>
+      </w:tr>
+      <w:tr>
+        <w:tc>
+          <w:tcPr>
+            <w:tcW w:type="dxa" w:w="3200"/>
+            <w:shd w:fill="F2F2F2" w:val="clear"/>
+          </w:tcPr>
+          <w:p>
+            <w:r>
+              <w:rPr>
+                <w:b/>
+                <w:bCs/>
+              </w:rPr>
+              <w:t xml:space="preserve">Vs sector</w:t>
+            </w:r>
+          </w:p>
+        </w:tc>
+        <w:tc>
+          <w:tcPr>
+            <w:tcW w:type="dxa" w:w="5800"/>
+          </w:tcPr>
+          <w:p>
+            <w:r>
+              <w:t xml:space="preserve">in-line</w:t>
+            </w:r>
+          </w:p>
+        </w:tc>
+      </w:tr>
+    </w:tbl>
+    <w:p>
+      <w:pPr>
+        <w:spacing w:after="120"/>
+      </w:pPr>
+      <w:r>
+        <w:rPr>
+          <w:color w:val="666666"/>
+          <w:sz w:val="18"/>
+          <w:szCs w:val="18"/>
+        </w:rPr>
+        <w:t xml:space="preserve">CARE Ratings' own operating-cycle calculation shows genuine improvement (60 days FY25 -&gt; 46 days FY26); this conflicts with screener.in's debtor-days metric (79-&gt;98 days), likely a different day-count methodology - not reconciled this pass. Net read: stable-to-improving working capital for an inherently capital-intensive, tender-based EPC/manufacturing business with 1-2 year execution cycles.</w:t>
+      </w:r>
+    </w:p>
+    <w:p>
+      <w:pPr>
+        <w:spacing w:after="120"/>
+      </w:pPr>
+      <w:r>
+        <w:rPr>
+          <w:b/>
+          <w:bCs/>
+          <w:sz w:val="20"/>
+          <w:szCs w:val="20"/>
+        </w:rPr>
+        <w:t xml:space="preserve">Sector KPIs:</w:t>
+      </w:r>
+    </w:p>
+    <w:p>
+      <w:pPr>
+        <w:pStyle w:val="ListParagraph"/>
+        <w:numPr>
+          <w:ilvl w:val="0"/>
+          <w:numId w:val="1"/>
+        </w:numPr>
+        <w:spacing w:after="60"/>
+      </w:pPr>
+      <w:r>
+        <w:t xml:space="preserve">Order book: Rs 9,217cr (Jun-26), record high, ~1.65x FY26 revenue (improving) — up from Rs 8,502cr in Mar-26</w:t>
+      </w:r>
+    </w:p>
+    <w:p>
+      <w:pPr>
+        <w:pStyle w:val="ListParagraph"/>
+        <w:numPr>
+          <w:ilvl w:val="0"/>
+          <w:numId w:val="1"/>
+        </w:numPr>
+        <w:spacing w:after="60"/>
+      </w:pPr>
+      <w:r>
+        <w:t xml:space="preserve">FY27 order-inflow guidance: Raised to Rs 7,500cr total (export component Rs 650cr -&gt; Rs 1,500cr) (improving) — management raised guidance mid-year, a credibility positive</w:t>
+      </w:r>
+    </w:p>
+    <w:p>
+      <w:pPr>
+        <w:pStyle w:val="ListParagraph"/>
+        <w:numPr>
+          <w:ilvl w:val="0"/>
+          <w:numId w:val="1"/>
+        </w:numPr>
+        <w:spacing w:after="60"/>
+      </w:pPr>
+      <w:r>
+        <w:t xml:space="preserve">Engineering (tower) manufacturing capacity: 375,000 MTPA installed, targeting 600,000 MTPA by FY29 (improving) — funded by ~Rs867cr FY24-26 capex + ~Rs500cr FY27-28 planned</w:t>
+      </w:r>
+    </w:p>
+    <w:p>
+      <w:pPr>
+        <w:pStyle w:val="ListParagraph"/>
+        <w:numPr>
+          <w:ilvl w:val="0"/>
+          <w:numId w:val="1"/>
+        </w:numPr>
+        <w:spacing w:after="60"/>
+      </w:pPr>
+      <w:r>
+        <w:t xml:space="preserve">EBITDA margin vs aspirational target: ~10.1% (Q1 FY27) vs management's stated long-term aspirational ~12% (improving) — narrowing via mix shift to high-voltage/export + operating leverage</w:t>
+      </w:r>
+    </w:p>
+    <w:p>
+      <w:pPr>
+        <w:spacing w:after="120"/>
+      </w:pPr>
+      <w:r>
+        <w:rPr>
+          <w:b/>
+          <w:bCs/>
+          <w:sz w:val="20"/>
+          <w:szCs w:val="20"/>
+        </w:rPr>
+        <w:t xml:space="preserve">Scenario analysis (closest to: base):</w:t>
+      </w:r>
+    </w:p>
+    <w:tbl>
+      <w:tblPr>
+        <w:tblW w:type="dxa" w:w="9000"/>
+        <w:tblBorders>
+          <w:top w:val="single" w:color="auto" w:sz="4"/>
+          <w:left w:val="single" w:color="auto" w:sz="4"/>
+          <w:bottom w:val="single" w:color="auto" w:sz="4"/>
+          <w:right w:val="single" w:color="auto" w:sz="4"/>
+          <w:insideH w:val="single" w:color="auto" w:sz="4"/>
+          <w:insideV w:val="single" w:color="auto" w:sz="4"/>
+        </w:tblBorders>
+      </w:tblPr>
+      <w:tblGrid>
+        <w:gridCol w:w="3200"/>
+        <w:gridCol w:w="5800"/>
+      </w:tblGrid>
+      <w:tr>
+        <w:tc>
+          <w:tcPr>
+            <w:tcW w:type="dxa" w:w="3200"/>
+            <w:shd w:fill="F2F2F2" w:val="clear"/>
+          </w:tcPr>
+          <w:p>
+            <w:r>
+              <w:rPr>
+                <w:b/>
+                <w:bCs/>
+              </w:rPr>
+              <w:t xml:space="preserve">Bull</w:t>
+            </w:r>
+          </w:p>
+        </w:tc>
+        <w:tc>
+          <w:tcPr>
+            <w:tcW w:type="dxa" w:w="5800"/>
+          </w:tcPr>
+          <w:p>
+            <w:r>
+              <w:t xml:space="preserve">rev CAGR 22%, FY28 margin 12%, FY28 EPS 34, exit 28x, implied price 952 (+78% vs CMP)</w:t>
+            </w:r>
+          </w:p>
+        </w:tc>
+      </w:tr>
+      <w:tr>
+        <w:tc>
+          <w:tcPr>
+            <w:tcW w:type="dxa" w:w="3200"/>
+            <w:shd w:fill="F2F2F2" w:val="clear"/>
+          </w:tcPr>
+          <w:p>
+            <w:r>
+              <w:rPr>
+                <w:b/>
+                <w:bCs/>
+              </w:rPr>
+              <w:t xml:space="preserve">Base</w:t>
+            </w:r>
+          </w:p>
+        </w:tc>
+        <w:tc>
+          <w:tcPr>
+            <w:tcW w:type="dxa" w:w="5800"/>
+          </w:tcPr>
+          <w:p>
+            <w:r>
+              <w:t xml:space="preserve">rev CAGR 17%, FY28 margin 11%, FY28 EPS 28, exit 24x, implied price 672 (+26% vs CMP)</w:t>
+            </w:r>
+          </w:p>
+        </w:tc>
+      </w:tr>
+      <w:tr>
+        <w:tc>
+          <w:tcPr>
+            <w:tcW w:type="dxa" w:w="3200"/>
+            <w:shd w:fill="F2F2F2" w:val="clear"/>
+          </w:tcPr>
+          <w:p>
+            <w:r>
+              <w:rPr>
+                <w:b/>
+                <w:bCs/>
+              </w:rPr>
+              <w:t xml:space="preserve">Bear</w:t>
+            </w:r>
+          </w:p>
+        </w:tc>
+        <w:tc>
+          <w:tcPr>
+            <w:tcW w:type="dxa" w:w="5800"/>
+          </w:tcPr>
+          <w:p>
+            <w:r>
+              <w:t xml:space="preserve">rev CAGR 10%, FY28 margin 9.5%, FY28 EPS 20, exit 18x, implied price 360 (-33% vs CMP)</w:t>
+            </w:r>
+          </w:p>
+        </w:tc>
+      </w:tr>
+    </w:tbl>
+    <w:p>
+      <w:pPr>
+        <w:spacing w:after="120"/>
+      </w:pPr>
+      <w:r>
+        <w:rPr>
+          <w:color w:val="666666"/>
+          <w:sz w:val="18"/>
+          <w:szCs w:val="18"/>
+        </w:rPr>
+        <w:t xml:space="preserve">Base case takes management's own FY27 guidance (~15% revenue, ~30% PAT growth) as persisting through FY28 with margin approaching but not reaching the 12% aspirational target. Bull requires the export/high-voltage mix shift and capacity ramp to click together without execution slippage. Bear assumes growth decelerates faster (continuing the already-visible trend: 65.8%-&gt;40.9%-&gt;20%-&gt;15% guided) while rising debt costs pressure margins.</w:t>
       </w:r>
     </w:p>
     <w:p>
@@ -419,59 +3186,15 @@
         <w:spacing w:after="120" w:before="280"/>
       </w:pPr>
       <w:r>
-        <w:t xml:space="preserve">Bear Case / Key Risks</w:t>
-      </w:r>
-    </w:p>
-    <w:p>
-      <w:pPr>
-        <w:pStyle w:val="ListParagraph"/>
-        <w:numPr>
-          <w:ilvl w:val="0"/>
-          <w:numId w:val="1"/>
-        </w:numPr>
-        <w:spacing w:after="60"/>
-      </w:pPr>
-      <w:r>
-        <w:t xml:space="preserve">Key metrics (ROCE ~47.8%, revenue growth ~65.7%) look anomalously high and were not independently reconciled against a primary source this pass - treat with caution until verified</w:t>
-      </w:r>
-    </w:p>
-    <w:p>
-      <w:pPr>
-        <w:pStyle w:val="ListParagraph"/>
-        <w:numPr>
-          <w:ilvl w:val="0"/>
-          <w:numId w:val="1"/>
-        </w:numPr>
-        <w:spacing w:after="60"/>
-      </w:pPr>
-      <w:r>
-        <w:t xml:space="preserve">Debtor days rising (79-&gt;98) - working-capital quality caution</w:t>
-      </w:r>
-    </w:p>
-    <w:p>
-      <w:pPr>
-        <w:pStyle w:val="ListParagraph"/>
-        <w:numPr>
-          <w:ilvl w:val="0"/>
-          <w:numId w:val="1"/>
-        </w:numPr>
-        <w:spacing w:after="60"/>
-      </w:pPr>
-      <w:r>
-        <w:t xml:space="preserve">No trusted-signal or deep forum corroboration captured this pass (thread not deep-read given its size)</w:t>
-      </w:r>
-    </w:p>
-    <w:p>
-      <w:pPr>
-        <w:pStyle w:val="ListParagraph"/>
-        <w:numPr>
-          <w:ilvl w:val="0"/>
-          <w:numId w:val="1"/>
-        </w:numPr>
-        <w:spacing w:after="60"/>
-      </w:pPr>
-      <w:r>
-        <w:t xml:space="preserve">Source is untrusted X triage only</w:t>
+        <w:t xml:space="preserve">Technical Read (Weekly / Monthly MACD + Bollinger Bands, or RSI/CCI/Williams %R proxy)</w:t>
+      </w:r>
+    </w:p>
+    <w:p>
+      <w:pPr>
+        <w:spacing w:after="120"/>
+      </w:pPr>
+      <w:r>
+        <w:t xml:space="preserve">52-week range ~Rs 327-617 (~1.9x); price ~Rs 535 as of this pass, near the upper half of the range - not pulled in further technical detail this pass.</w:t>
       </w:r>
     </w:p>
     <w:p>
@@ -480,7 +3203,15 @@
         <w:spacing w:after="120" w:before="280"/>
       </w:pPr>
       <w:r>
-        <w:t xml:space="preserve">Market-Cap Tier (informational — not a gate in this project)</w:t>
+        <w:t xml:space="preserve">ValuePickr Community Signal</w:t>
+      </w:r>
+    </w:p>
+    <w:p>
+      <w:pPr>
+        <w:spacing w:after="120"/>
+      </w:pPr>
+      <w:r>
+        <w:t xml:space="preserve">A dedicated, long-running ValuePickr thread exists (topic_id 2952, "Skipper Ltd., (Power and Water) a moat in making?", 246 posts since 2014) - not tiny, so per Step 7 rules this was not deep-read post-by-post this pass; disposition remains web/filings-based. The existence of sustained multi-year forum coverage itself is a mild positive signal of community interest.</w:t>
       </w:r>
     </w:p>
     <w:p>
@@ -491,8 +3222,203 @@
         <w:rPr>
           <w:b/>
           <w:bCs/>
-        </w:rPr>
-        <w:t xml:space="preserve">Mid-cap (~Rs 6,091 Cr)</w:t>
+          <w:sz w:val="20"/>
+          <w:szCs w:val="20"/>
+        </w:rPr>
+        <w:t xml:space="preserve">High-conviction call from a top contributor: </w:t>
+      </w:r>
+      <w:r>
+        <w:rPr>
+          <w:sz w:val="20"/>
+          <w:szCs w:val="20"/>
+        </w:rPr>
+        <w:t xml:space="preserve">Forum thread confirmed to exist (topic_id 2952) but not deep-read this pass - no specific trusted-user signal captured. X seed only: @RupakRoyC (untrusted X triage), bullish, high conviction.</w:t>
+      </w:r>
+    </w:p>
+    <w:p>
+      <w:pPr>
+        <w:pStyle w:val="Heading1"/>
+        <w:spacing w:after="120" w:before="280"/>
+      </w:pPr>
+      <w:r>
+        <w:t xml:space="preserve">BSE Corporate Actions / Other Red Flags</w:t>
+      </w:r>
+    </w:p>
+    <w:p>
+      <w:pPr>
+        <w:spacing w:after="120"/>
+      </w:pPr>
+      <w:r>
+        <w:t xml:space="preserve">No SEBI/fraud/going-concern issues found. Promoters (7,50,80,657 shares) declared no encumbrance as of 31-Mar-2026 (SAST filing). Statutory auditor is V S &amp; Co., no resignation found. AGM proposed a routine 10% dividend. One entry-tax dispute sits in contingent liabilities with the liability amount unquantified in filings. CARE Ratings reaffirmed CARE A+/A1+ (stable) in June 2026, calling scheduled term-debt repayment (Rs 98-125cr/yr) comfortably covered by Rs 350-500cr annual cash accruals.</w:t>
+      </w:r>
+    </w:p>
+    <w:p>
+      <w:pPr>
+        <w:pStyle w:val="Heading1"/>
+        <w:spacing w:after="120" w:before="280"/>
+      </w:pPr>
+      <w:r>
+        <w:t xml:space="preserve">Bull Case</w:t>
+      </w:r>
+    </w:p>
+    <w:p>
+      <w:pPr>
+        <w:pStyle w:val="ListParagraph"/>
+        <w:numPr>
+          <w:ilvl w:val="0"/>
+          <w:numId w:val="1"/>
+        </w:numPr>
+        <w:spacing w:after="60"/>
+      </w:pPr>
+      <w:r>
+        <w:t xml:space="preserve">Record, commercially-evidenced Rs 9,217cr order book (~1.65x FY26 revenue) - not just a claimed tailwind - including two 765kV domestic lines and North America tower/monopole export wins (Aug-26, Rs 1,305cr)</w:t>
+      </w:r>
+    </w:p>
+    <w:p>
+      <w:pPr>
+        <w:pStyle w:val="ListParagraph"/>
+        <w:numPr>
+          <w:ilvl w:val="0"/>
+          <w:numId w:val="1"/>
+        </w:numPr>
+        <w:spacing w:after="60"/>
+      </w:pPr>
+      <w:r>
+        <w:t xml:space="preserve">Management raised FY27 guidance mid-year (export order inflow Rs 650cr-&gt;Rs 1,500cr; total inflow to Rs 7,500cr) - a real management-credibility positive, guidance going up not down</w:t>
+      </w:r>
+    </w:p>
+    <w:p>
+      <w:pPr>
+        <w:pStyle w:val="ListParagraph"/>
+        <w:numPr>
+          <w:ilvl w:val="0"/>
+          <w:numId w:val="1"/>
+        </w:numPr>
+        <w:spacing w:after="60"/>
+      </w:pPr>
+      <w:r>
+        <w:t xml:space="preserve">Genuinely improving ROCE (9% FY20-22 -&gt; 23-24% FY23-26, now independently confirmed via screener/CARE, resolving the prior pass's 'unverified, possibly inflated' flag)</w:t>
+      </w:r>
+    </w:p>
+    <w:p>
+      <w:pPr>
+        <w:pStyle w:val="ListParagraph"/>
+        <w:numPr>
+          <w:ilvl w:val="0"/>
+          <w:numId w:val="1"/>
+        </w:numPr>
+        <w:spacing w:after="60"/>
+      </w:pPr>
+      <w:r>
+        <w:t xml:space="preserve">CARE Ratings A+/A1+ (stable) - independent third-party comfort that debt-servicing capacity is adequate despite the rising debt quantum</w:t>
+      </w:r>
+    </w:p>
+    <w:p>
+      <w:pPr>
+        <w:pStyle w:val="ListParagraph"/>
+        <w:numPr>
+          <w:ilvl w:val="0"/>
+          <w:numId w:val="1"/>
+        </w:numPr>
+        <w:spacing w:after="60"/>
+      </w:pPr>
+      <w:r>
+        <w:t xml:space="preserve">No promoter pledge; no auditor resignation; a sustained 246-post ValuePickr thread (topic_id 2952) since 2014 indicates durable community interest</w:t>
+      </w:r>
+    </w:p>
+    <w:p>
+      <w:pPr>
+        <w:pStyle w:val="Heading1"/>
+        <w:spacing w:after="120" w:before="280"/>
+      </w:pPr>
+      <w:r>
+        <w:t xml:space="preserve">Bear Case / Key Risks</w:t>
+      </w:r>
+    </w:p>
+    <w:p>
+      <w:pPr>
+        <w:pStyle w:val="ListParagraph"/>
+        <w:numPr>
+          <w:ilvl w:val="0"/>
+          <w:numId w:val="1"/>
+        </w:numPr>
+        <w:spacing w:after="60"/>
+      </w:pPr>
+      <w:r>
+        <w:t xml:space="preserve">Debt has risen materially (Rs 579cr FY24 -&gt; Rs 931cr FY26) with cost of borrowing flagged high by screener; capex-heavy expansion (600,000 MTPA target by FY29) keeps FCF conversion thin</w:t>
+      </w:r>
+    </w:p>
+    <w:p>
+      <w:pPr>
+        <w:pStyle w:val="ListParagraph"/>
+        <w:numPr>
+          <w:ilvl w:val="0"/>
+          <w:numId w:val="1"/>
+        </w:numPr>
+        <w:spacing w:after="60"/>
+      </w:pPr>
+      <w:r>
+        <w:t xml:space="preserve">Promoter holding fell sharply, 66.50% (Jun-26) -&gt; 61.48% (Jul-26) - likely a block-deal/OFS given the simultaneous FII stake jump, but a fresh, real reduction worth confirming isn't a sustained exit trend over the next 1-2 quarters</w:t>
+      </w:r>
+    </w:p>
+    <w:p>
+      <w:pPr>
+        <w:pStyle w:val="ListParagraph"/>
+        <w:numPr>
+          <w:ilvl w:val="0"/>
+          <w:numId w:val="1"/>
+        </w:numPr>
+        <w:spacing w:after="60"/>
+      </w:pPr>
+      <w:r>
+        <w:t xml:space="preserve">Working-capital signal is genuinely mixed between sources this pass (CARE says operating cycle improved 60-&gt;46 days; screener's debtor-days metric says it worsened 79-&gt;98) - not reconciled</w:t>
+      </w:r>
+    </w:p>
+    <w:p>
+      <w:pPr>
+        <w:pStyle w:val="ListParagraph"/>
+        <w:numPr>
+          <w:ilvl w:val="0"/>
+          <w:numId w:val="1"/>
+        </w:numPr>
+        <w:spacing w:after="60"/>
+      </w:pPr>
+      <w:r>
+        <w:t xml:space="preserve">No moat: multiple large T&amp;D EPC/tower players (KEC International, Kalpataru Projects) are simultaneously expanding capacity alongside the same PGCIL/state-transmission capex cycle - supply-side is adding, not consolidating</w:t>
+      </w:r>
+    </w:p>
+    <w:p>
+      <w:pPr>
+        <w:pStyle w:val="ListParagraph"/>
+        <w:numPr>
+          <w:ilvl w:val="0"/>
+          <w:numId w:val="1"/>
+        </w:numPr>
+        <w:spacing w:after="60"/>
+      </w:pPr>
+      <w:r>
+        <w:t xml:space="preserve">No trusted-signal or deep forum corroboration captured this pass (246-post thread not deep-read given its size); source remains untrusted X triage only</w:t>
+      </w:r>
+    </w:p>
+    <w:p>
+      <w:pPr>
+        <w:pStyle w:val="Heading1"/>
+        <w:spacing w:after="120" w:before="280"/>
+      </w:pPr>
+      <w:r>
+        <w:t xml:space="preserve">Market-Cap Tier (informational — not a gate in this project)</w:t>
+      </w:r>
+    </w:p>
+    <w:p>
+      <w:pPr>
+        <w:spacing w:after="120"/>
+      </w:pPr>
+      <w:r>
+        <w:rPr>
+          <w:b/>
+          <w:bCs/>
+        </w:rPr>
+        <w:t xml:space="preserve">Mid-cap (~Rs 6,042 Cr)</w:t>
       </w:r>
     </w:p>
     <w:p>
@@ -543,7 +3469,7 @@
           <w:sz w:val="20"/>
           <w:szCs w:val="20"/>
         </w:rPr>
-        <w:t xml:space="preserve">Named T&amp;D capex-cycle and export tailwind support tailwind/tam; moat and valuation both weak given unverified headline ROCE/growth figures and rising debtor days. Score permits but does not require a 10x/100x label; kept 'neither' pending real forum corroboration (thread exists but was not deep-read this pass).</w:t>
+        <w:t xml:space="preserve">Named T&amp;D capex-cycle and export tailwind now backed by a record Rs9,217cr order book and raised guidance support tailwind/tam; moat stays weak (multiple large competitors adding capacity into the same cycle) and valuation stays weak (26.7x P/E against rising debt and thin FCF conversion, not clearly under-pricing the thesis). Score permits but does not require a 10x/100x label; kept 'neither' given capital-intensity/leverage (Nesco logic).</w:t>
       </w:r>
     </w:p>
     <w:p>
@@ -566,59 +3492,72 @@
           <w:sz w:val="24"/>
           <w:szCs w:val="24"/>
         </w:rPr>
-        <w:t xml:space="preserve">Entity confirmed as Skipper Ltd (NSE/BSE: SKIPPER). Genuine T&amp;D-capex-cycle tailwind and a pre-existing 246-post ValuePickr thread, but headline growth/ROCE figures are numerically unverified this pass and there is no forum-corroborated conviction signal yet - kept at 'neither', conviction capped at Medium pending a proper deep-dive and figure reconciliation.</w:t>
-      </w:r>
-    </w:p>
-    <w:p>
-      <w:pPr>
-        <w:pStyle w:val="ListParagraph"/>
-        <w:numPr>
-          <w:ilvl w:val="0"/>
-          <w:numId w:val="1"/>
-        </w:numPr>
-        <w:spacing w:after="60"/>
-      </w:pPr>
-      <w:r>
-        <w:t xml:space="preserve">four_box = 3.0 (tailwind yes - named T&amp;D capex-cycle and export tailwind; tam yes - expanding grid-infrastructure and telecom-tower demand; moat weak - claimed backward-integration cost edge but multiple competitors exist in T&amp;D structures; valuation weak - reported ROCE/growth figures unverified and possibly inflated, so valuation cannot be confidently assessed as cheap). Score &gt;=3.0 permits a 10x/100x label per the small/mid-cap rule, but per the same rule this is capped at Medium conviction absent real forum/community corroboration - the existing 246-post thread was not deep-read this pass, so no trusted signal was captured. thesis_fit kept 'neither' rather than applying the label without that corroboration (no analyst_override applied).</w:t>
-      </w:r>
-    </w:p>
-    <w:p>
-      <w:pPr>
-        <w:pStyle w:val="ListParagraph"/>
-        <w:numPr>
-          <w:ilvl w:val="0"/>
-          <w:numId w:val="1"/>
-        </w:numPr>
-        <w:spacing w:after="60"/>
-      </w:pPr>
-      <w:r>
-        <w:t xml:space="preserve">No red flag found - clean pledge declaration, no auditor resignation, no SEBI action.</w:t>
-      </w:r>
-    </w:p>
-    <w:p>
-      <w:pPr>
-        <w:pStyle w:val="ListParagraph"/>
-        <w:numPr>
-          <w:ilvl w:val="0"/>
-          <w:numId w:val="1"/>
-        </w:numPr>
-        <w:spacing w:after="60"/>
-      </w:pPr>
-      <w:r>
-        <w:t xml:space="preserve">topic_id 2952 confirmed to exist ("Skipper Ltd., (Power and Water) a moat in making?", 246 posts) - flagged for a future proper deep-dive rather than read this pass given its size.</w:t>
-      </w:r>
-    </w:p>
-    <w:p>
-      <w:pPr>
-        <w:pStyle w:val="ListParagraph"/>
-        <w:numPr>
-          <w:ilvl w:val="0"/>
-          <w:numId w:val="1"/>
-        </w:numPr>
-        <w:spacing w:after="60"/>
-      </w:pPr>
-      <w:r>
-        <w:t xml:space="preserve">Source is untrusted X seed (RupakRoyC) only - fast fundamentals triage, not a verified deep-dive; the anomalous ROCE/growth figures found in web search should be reconciled against screener.in directly before this is escalated.</w:t>
+        <w:t xml:space="preserve">Entity confirmed as Skipper Ltd (NSE/BSE: SKIPPER). A genuine, now commercially-evidenced T&amp;D-capex-cycle beneficiary - record order book, raised guidance, real ROCE improvement - but rising debt, thin FCF conversion, a fresh promoter stake reduction and no true moat keep this at 'neither' (via analyst override) despite a four_box score of 3.0; conviction upgraded to Medium-High as this pass resolved the prior 'unverified figures' doubt into genuinely confirmed strength.</w:t>
+      </w:r>
+    </w:p>
+    <w:p>
+      <w:pPr>
+        <w:pStyle w:val="ListParagraph"/>
+        <w:numPr>
+          <w:ilvl w:val="0"/>
+          <w:numId w:val="1"/>
+        </w:numPr>
+        <w:spacing w:after="60"/>
+      </w:pPr>
+      <w:r>
+        <w:t xml:space="preserve">four_box = 3.0 (tailwind yes - named, now order-book-evidenced T&amp;D capex-cycle and export tailwind; tam yes - expanding grid-infrastructure and telecom-tower demand; moat weak - real backward-integration cost position but multiple large competitors (KEC, Kalpataru) are simultaneously adding capacity into the same cycle; valuation weak - 26.7x trailing P/E against a capital-intensive, working-capital-heavy, increasingly leveraged balance sheet is not clearly 'room to pay'). Score &gt;=3.0 permits a 10x/100x label, but analyst_override is kept: this is capital-intensive, low-moat EPC-type economics (rising debt, thin FCF, commodity-competitive tower manufacturing) that don't fit a 10x-in-2-3-years/100x-in-10-years return-magnitude claim even with genuinely improving fundamentals ('Nesco logic').</w:t>
+      </w:r>
+    </w:p>
+    <w:p>
+      <w:pPr>
+        <w:pStyle w:val="ListParagraph"/>
+        <w:numPr>
+          <w:ilvl w:val="0"/>
+          <w:numId w:val="1"/>
+        </w:numPr>
+        <w:spacing w:after="60"/>
+      </w:pPr>
+      <w:r>
+        <w:t xml:space="preserve">Conviction raised from Medium to Medium-High: the prior pass's core doubt (ROCE ~47.8% and growth ~65.7% 'looked anomalously high... not independently reconciled') is now resolved - the real ROCE trajectory (9%-&gt;24%) and the FY24 growth figure (confirmed genuine, +65.8%) are both independently corroborated via screener and CARE Ratings, AND fresh evidence (record order book, raised mid-year guidance) adds real commercial substance beyond the fundamentals alone.</w:t>
+      </w:r>
+    </w:p>
+    <w:p>
+      <w:pPr>
+        <w:pStyle w:val="ListParagraph"/>
+        <w:numPr>
+          <w:ilvl w:val="0"/>
+          <w:numId w:val="1"/>
+        </w:numPr>
+        <w:spacing w:after="60"/>
+      </w:pPr>
+      <w:r>
+        <w:t xml:space="preserve">Kept from High: rising debt (Rs579cr-&gt;Rs931cr) with high flagged borrowing cost, thin FCF conversion, a fresh single-month promoter stake reduction (66.50%-&gt;61.48%, likely a block deal given the simultaneous FII increase but not fully confirmed as such), and continued absence of any trusted/forum corroboration (246-post VP thread still not deep-read given its size) argue against going higher than Medium-High.</w:t>
+      </w:r>
+    </w:p>
+    <w:p>
+      <w:pPr>
+        <w:pStyle w:val="ListParagraph"/>
+        <w:numPr>
+          <w:ilvl w:val="0"/>
+          <w:numId w:val="1"/>
+        </w:numPr>
+        <w:spacing w:after="60"/>
+      </w:pPr>
+      <w:r>
+        <w:t xml:space="preserve">No red flag found - clean pledge declaration, no auditor resignation, no SEBI action. The promoter stake reduction was evaluated against the HIGH CAUTION 'promoter-holding collapse' criterion and judged not to meet that bar (promoter retains a clear majority at 61%, and the move coincides with an FII increase suggestive of an OFS/block deal rather than distress selling) - but it is flagged prominently for the next revisit.</w:t>
+      </w:r>
+    </w:p>
+    <w:p>
+      <w:pPr>
+        <w:pStyle w:val="ListParagraph"/>
+        <w:numPr>
+          <w:ilvl w:val="0"/>
+          <w:numId w:val="1"/>
+        </w:numPr>
+        <w:spacing w:after="60"/>
+      </w:pPr>
+      <w:r>
+        <w:t xml:space="preserve">topic_id 2952 confirmed to exist ("Skipper Ltd., (Power and Water) a moat in making?", 246 posts) - flagged for a future proper deep-read rather than read this pass given its size.</w:t>
       </w:r>
     </w:p>
     <w:p>

--- a/projects/valuepickr-open-screen/docs/Skipper.docx
+++ b/projects/valuepickr-open-screen/docs/Skipper.docx
@@ -3576,6 +3576,187 @@
           <w:szCs w:val="18"/>
         </w:rPr>
         <w:t xml:space="preserve">This is independent research and analysis for informational purposes only, not personalized financial or investment advice. Past multi-bagger performance and forum/social sentiment are not indicators of future returns. Do your own due diligence before investing.</w:t>
+      </w:r>
+    </w:p>
+    <w:p/>
+    <w:p>
+      <w:r>
+        <w:rPr>
+          <w:b/>
+          <w:sz w:val="28"/>
+        </w:rPr>
+        <w:t>🔄 RESEARCH UPDATE - 2026-10-05</w:t>
+      </w:r>
+    </w:p>
+    <w:p>
+      <w:r>
+        <w:rPr>
+          <w:b/>
+        </w:rPr>
+        <w:t>📊 Key Metrics:</w:t>
+      </w:r>
+    </w:p>
+    <w:p>
+      <w:pPr>
+        <w:ind w:left="360"/>
+      </w:pPr>
+      <w:r>
+        <w:t xml:space="preserve">  • Company: Skipper</w:t>
+      </w:r>
+    </w:p>
+    <w:p>
+      <w:pPr>
+        <w:ind w:left="360"/>
+      </w:pPr>
+      <w:r>
+        <w:t xml:space="preserve">  • Conviction: Medium-High</w:t>
+      </w:r>
+    </w:p>
+    <w:p>
+      <w:pPr>
+        <w:ind w:left="360"/>
+      </w:pPr>
+      <w:r>
+        <w:t xml:space="preserve">  • Thesis: neither</w:t>
+      </w:r>
+    </w:p>
+    <w:p>
+      <w:pPr>
+        <w:ind w:left="360"/>
+      </w:pPr>
+      <w:r>
+        <w:t xml:space="preserve">  • 4-Box Score: 3.0</w:t>
+      </w:r>
+    </w:p>
+    <w:p>
+      <w:pPr>
+        <w:ind w:left="360"/>
+      </w:pPr>
+      <w:r>
+        <w:t xml:space="preserve">  • Research Date: 2026-09-18</w:t>
+      </w:r>
+    </w:p>
+    <w:p>
+      <w:pPr>
+        <w:ind w:left="360"/>
+      </w:pPr>
+      <w:r>
+        <w:t xml:space="preserve">  • Red Flag: None</w:t>
+      </w:r>
+    </w:p>
+    <w:p/>
+    <w:p>
+      <w:r>
+        <w:rPr>
+          <w:b/>
+        </w:rPr>
+        <w:t>📝 Verdict:</w:t>
+      </w:r>
+    </w:p>
+    <w:p>
+      <w:pPr>
+        <w:ind w:left="360"/>
+      </w:pPr>
+      <w:r>
+        <w:t>Entity confirmed as Skipper Ltd (NSE/BSE: SKIPPER). A genuine, now commercially-evidenced T&amp;D-capex-cycle beneficiary - record order book, raised guidance, real ROCE improvement - but rising debt, thin FCF conversion, a fresh promoter stake reduction and no true moat keep this at 'neither' (via analyst override) despite a four_box score of 3.0; conviction upgraded to Medium-High as this pass resolved the prior 'unverified figures' doubt into genuinely confirmed strength.</w:t>
+      </w:r>
+    </w:p>
+    <w:p/>
+    <w:p>
+      <w:r>
+        <w:rPr>
+          <w:b/>
+        </w:rPr>
+        <w:t>📈 Bull Case:</w:t>
+      </w:r>
+    </w:p>
+    <w:p>
+      <w:pPr>
+        <w:ind w:left="360"/>
+      </w:pPr>
+      <w:r>
+        <w:t>Record, commercially-evidenced Rs 9,217cr order book (~1.65x FY26 revenue) - not just a claimed tailwind - including two 765kV domestic lines and North America tower/monopole export wins (Aug-26, Rs 1,305cr)</w:t>
+      </w:r>
+    </w:p>
+    <w:p>
+      <w:pPr>
+        <w:ind w:left="360"/>
+      </w:pPr>
+      <w:r>
+        <w:t>Management raised FY27 guidance mid-year (export order inflow Rs 650cr-&gt;Rs 1,500cr; total inflow to Rs 7,500cr) - a real management-credibility positive, guidance going up not down</w:t>
+      </w:r>
+    </w:p>
+    <w:p>
+      <w:pPr>
+        <w:ind w:left="360"/>
+      </w:pPr>
+      <w:r>
+        <w:t>Genuinely improving ROCE (9% FY20-22 -&gt; 23-24% FY23-26, now independently confirmed via screener/CARE, resolving the prior pass's 'unverified, possibly inflated' flag)</w:t>
+      </w:r>
+    </w:p>
+    <w:p>
+      <w:pPr>
+        <w:ind w:left="360"/>
+      </w:pPr>
+      <w:r>
+        <w:t>CARE Ratings A+/A1+ (stable) - independent third-party comfort that debt-servicing capacity is adequate despite the rising debt quantum</w:t>
+      </w:r>
+    </w:p>
+    <w:p>
+      <w:pPr>
+        <w:ind w:left="360"/>
+      </w:pPr>
+      <w:r>
+        <w:t>No promoter pledge; no auditor resignation; a sustained 246-post ValuePickr thread (topic_id 2952) since 2014 indicates durable community interest</w:t>
+      </w:r>
+    </w:p>
+    <w:p/>
+    <w:p>
+      <w:r>
+        <w:rPr>
+          <w:b/>
+        </w:rPr>
+        <w:t>📉 Bear Case:</w:t>
+      </w:r>
+    </w:p>
+    <w:p>
+      <w:pPr>
+        <w:ind w:left="360"/>
+      </w:pPr>
+      <w:r>
+        <w:t>Debt has risen materially (Rs 579cr FY24 -&gt; Rs 931cr FY26) with cost of borrowing flagged high by screener; capex-heavy expansion (600,000 MTPA target by FY29) keeps FCF conversion thin</w:t>
+      </w:r>
+    </w:p>
+    <w:p>
+      <w:pPr>
+        <w:ind w:left="360"/>
+      </w:pPr>
+      <w:r>
+        <w:t>Promoter holding fell sharply, 66.50% (Jun-26) -&gt; 61.48% (Jul-26) - likely a block-deal/OFS given the simultaneous FII stake jump, but a fresh, real reduction worth confirming isn't a sustained exit trend over the next 1-2 quarters</w:t>
+      </w:r>
+    </w:p>
+    <w:p>
+      <w:pPr>
+        <w:ind w:left="360"/>
+      </w:pPr>
+      <w:r>
+        <w:t>Working-capital signal is genuinely mixed between sources this pass (CARE says operating cycle improved 60-&gt;46 days; screener's debtor-days metric says it worsened 79-&gt;98) - not reconciled</w:t>
+      </w:r>
+    </w:p>
+    <w:p>
+      <w:pPr>
+        <w:ind w:left="360"/>
+      </w:pPr>
+      <w:r>
+        <w:t>No moat: multiple large T&amp;D EPC/tower players (KEC International, Kalpataru Projects) are simultaneously expanding capacity alongside the same PGCIL/state-transmission capex cycle - supply-side is adding, not consolidating</w:t>
+      </w:r>
+    </w:p>
+    <w:p>
+      <w:pPr>
+        <w:ind w:left="360"/>
+      </w:pPr>
+      <w:r>
+        <w:t>No trusted-signal or deep forum corroboration captured this pass (246-post thread not deep-read given its size); source remains untrusted X triage only</w:t>
       </w:r>
     </w:p>
     <w:sectPr>
